--- a/assets/deepak/day2/day2-2_dimensionality_reduction.docx
+++ b/assets/deepak/day2/day2-2_dimensionality_reduction.docx
@@ -23,7 +23,7 @@
       <w:pPr>
         <w:pStyle w:val="FirstParagraph"/>
       </w:pPr>
-      <w:hyperlink r:id="rId5">
+      <w:hyperlink r:id="rId6">
         <w:r>
           <w:rPr>
             <w:rStyle w:val="Hyperlink"/>
@@ -43,7 +43,7 @@
       <w:r>
         <w:t xml:space="preserve">Making sense of </w:t>
       </w:r>
-      <w:hyperlink r:id="rId6">
+      <w:hyperlink r:id="rId7">
         <w:r>
           <w:rPr>
             <w:rStyle w:val="Hyperlink"/>
@@ -63,7 +63,7 @@
       <w:r>
         <w:t xml:space="preserve">Understanding </w:t>
       </w:r>
-      <w:hyperlink r:id="rId7">
+      <w:hyperlink r:id="rId8">
         <w:r>
           <w:rPr>
             <w:rStyle w:val="Hyperlink"/>
@@ -80,7 +80,7 @@
           <w:numId w:val="2"/>
         </w:numPr>
       </w:pPr>
-      <w:hyperlink r:id="rId8">
+      <w:hyperlink r:id="rId9">
         <w:r>
           <w:rPr>
             <w:rStyle w:val="Hyperlink"/>
@@ -103,7 +103,7 @@
       <w:r>
         <w:t xml:space="preserve">Understanding </w:t>
       </w:r>
-      <w:hyperlink r:id="rId9">
+      <w:hyperlink r:id="rId10">
         <w:r>
           <w:rPr>
             <w:rStyle w:val="Hyperlink"/>
@@ -120,7 +120,7 @@
           <w:numId w:val="2"/>
         </w:numPr>
       </w:pPr>
-      <w:hyperlink r:id="rId10">
+      <w:hyperlink r:id="rId11">
         <w:r>
           <w:rPr>
             <w:rStyle w:val="Hyperlink"/>
@@ -143,7 +143,7 @@
       <w:r>
         <w:t xml:space="preserve">More info on </w:t>
       </w:r>
-      <w:hyperlink r:id="rId11">
+      <w:hyperlink r:id="rId12">
         <w:r>
           <w:rPr>
             <w:rStyle w:val="Hyperlink"/>
@@ -190,6 +190,9 @@
     <w:p>
       <w:pPr>
         <w:pStyle w:val="SourceCode"/>
+        <w:rPr>
+          <w:rStyle w:val="NormalTok"/>
+        </w:rPr>
       </w:pPr>
       <w:r>
         <w:rPr>
@@ -236,6 +239,20 @@
     </w:p>
     <w:p>
       <w:pPr>
+        <w:pStyle w:val="BodyText"/>
+      </w:pPr>
+      <w:r>
+        <w:t xml:space="preserve">Code </w:t>
+      </w:r>
+      <w:r>
+        <w:t>end</w:t>
+      </w:r>
+      <w:r>
+        <w:t>s here</w:t>
+      </w:r>
+    </w:p>
+    <w:p>
+      <w:pPr>
         <w:pStyle w:val="FirstParagraph"/>
       </w:pPr>
       <w:r>
@@ -253,6 +270,9 @@
     <w:p>
       <w:pPr>
         <w:pStyle w:val="SourceCode"/>
+        <w:rPr>
+          <w:rStyle w:val="NormalTok"/>
+        </w:rPr>
       </w:pPr>
       <w:r>
         <w:rPr>
@@ -269,6 +289,14 @@
     </w:p>
     <w:p>
       <w:pPr>
+        <w:pStyle w:val="SourceCode"/>
+      </w:pPr>
+      <w:r>
+        <w:t>Code ends here</w:t>
+      </w:r>
+    </w:p>
+    <w:p>
+      <w:pPr>
         <w:pStyle w:val="FirstParagraph"/>
       </w:pPr>
       <w:r>
@@ -295,6 +323,9 @@
     <w:p>
       <w:pPr>
         <w:pStyle w:val="SourceCode"/>
+        <w:rPr>
+          <w:rStyle w:val="NormalTok"/>
+        </w:rPr>
       </w:pPr>
       <w:r>
         <w:rPr>
@@ -335,6 +366,14 @@
     </w:p>
     <w:p>
       <w:pPr>
+        <w:pStyle w:val="SourceCode"/>
+      </w:pPr>
+      <w:r>
+        <w:t>Code ends here</w:t>
+      </w:r>
+    </w:p>
+    <w:p>
+      <w:pPr>
         <w:pStyle w:val="FirstParagraph"/>
       </w:pPr>
       <w:r>
@@ -352,6 +391,9 @@
     <w:p>
       <w:pPr>
         <w:pStyle w:val="SourceCode"/>
+        <w:rPr>
+          <w:rStyle w:val="NormalTok"/>
+        </w:rPr>
       </w:pPr>
       <w:r>
         <w:rPr>
@@ -404,225 +446,32 @@
     </w:p>
     <w:p>
       <w:pPr>
+        <w:pStyle w:val="SourceCode"/>
+      </w:pPr>
+      <w:r>
+        <w:lastRenderedPageBreak/>
+        <w:t>Code ends here</w:t>
+      </w:r>
+    </w:p>
+    <w:p>
+      <w:pPr>
         <w:pStyle w:val="FirstParagraph"/>
       </w:pPr>
       <w:r>
         <w:rPr>
           <w:noProof/>
         </w:rPr>
-        <w:lastRenderedPageBreak/>
         <w:drawing>
-          <wp:inline distT="0" distB="0" distL="0" distR="0" wp14:anchorId="51576E90" wp14:editId="22397816">
+          <wp:inline distT="0" distB="0" distL="0" distR="0" wp14:anchorId="51576E90" wp14:editId="33AAF9F4">
             <wp:extent cx="5334000" cy="4267200"/>
             <wp:effectExtent l="0" t="0" r="0" b="0"/>
-            <wp:docPr id="29" name="Picture"/>
+            <wp:docPr id="29" name="Picture" descr="PCA plot from previous code"/>
             <wp:cNvGraphicFramePr/>
             <a:graphic xmlns:a="http://schemas.openxmlformats.org/drawingml/2006/main">
               <a:graphicData uri="http://schemas.openxmlformats.org/drawingml/2006/picture">
                 <pic:pic xmlns:pic="http://schemas.openxmlformats.org/drawingml/2006/picture">
                   <pic:nvPicPr>
-                    <pic:cNvPr id="30" name="Picture" descr="day2-2_dimensionality_reduction_files/figure-docx/unnamed-chunk-4-1.png"/>
-                    <pic:cNvPicPr>
-                      <a:picLocks noChangeAspect="1" noChangeArrowheads="1"/>
-                    </pic:cNvPicPr>
-                  </pic:nvPicPr>
-                  <pic:blipFill>
-                    <a:blip r:embed="rId12"/>
-                    <a:stretch>
-                      <a:fillRect/>
-                    </a:stretch>
-                  </pic:blipFill>
-                  <pic:spPr bwMode="auto">
-                    <a:xfrm>
-                      <a:off x="0" y="0"/>
-                      <a:ext cx="5334000" cy="4267200"/>
-                    </a:xfrm>
-                    <a:prstGeom prst="rect">
-                      <a:avLst/>
-                    </a:prstGeom>
-                    <a:noFill/>
-                    <a:ln w="9525">
-                      <a:noFill/>
-                      <a:headEnd/>
-                      <a:tailEnd/>
-                    </a:ln>
-                  </pic:spPr>
-                </pic:pic>
-              </a:graphicData>
-            </a:graphic>
-          </wp:inline>
-        </w:drawing>
-      </w:r>
-    </w:p>
-    <w:p>
-      <w:pPr>
-        <w:pStyle w:val="BodyText"/>
-      </w:pPr>
-      <w:r>
-        <w:t xml:space="preserve">We can colour the PCA plot according to any factor that is present in </w:t>
-      </w:r>
-      <w:r>
-        <w:rPr>
-          <w:rStyle w:val="VerbatimChar"/>
-        </w:rPr>
-        <w:t>@meta.data</w:t>
-      </w:r>
-      <w:r>
-        <w:t xml:space="preserve">, or for any gene. For example we can take the column </w:t>
-      </w:r>
-      <w:r>
-        <w:rPr>
-          <w:rStyle w:val="VerbatimChar"/>
-        </w:rPr>
-        <w:t>percent.globin</w:t>
-      </w:r>
-      <w:r>
-        <w:t>:</w:t>
-      </w:r>
-    </w:p>
-    <w:p>
-      <w:pPr>
-        <w:pStyle w:val="BodyText"/>
-      </w:pPr>
-      <w:r>
-        <w:t>Code starts here:</w:t>
-      </w:r>
-    </w:p>
-    <w:p>
-      <w:pPr>
-        <w:pStyle w:val="SourceCode"/>
-      </w:pPr>
-      <w:r>
-        <w:rPr>
-          <w:rStyle w:val="NormalTok"/>
-        </w:rPr>
-        <w:t>Seurat</w:t>
-      </w:r>
-      <w:r>
-        <w:rPr>
-          <w:rStyle w:val="SpecialCharTok"/>
-        </w:rPr>
-        <w:t>::</w:t>
-      </w:r>
-      <w:r>
-        <w:rPr>
-          <w:rStyle w:val="FunctionTok"/>
-        </w:rPr>
-        <w:t>FeaturePlot</w:t>
-      </w:r>
-      <w:r>
-        <w:rPr>
-          <w:rStyle w:val="NormalTok"/>
-        </w:rPr>
-        <w:t xml:space="preserve">(seu, </w:t>
-      </w:r>
-      <w:r>
-        <w:rPr>
-          <w:rStyle w:val="AttributeTok"/>
-        </w:rPr>
-        <w:t>reduction =</w:t>
-      </w:r>
-      <w:r>
-        <w:rPr>
-          <w:rStyle w:val="NormalTok"/>
-        </w:rPr>
-        <w:t xml:space="preserve"> </w:t>
-      </w:r>
-      <w:r>
-        <w:rPr>
-          <w:rStyle w:val="StringTok"/>
-        </w:rPr>
-        <w:t>"pca"</w:t>
-      </w:r>
-      <w:r>
-        <w:rPr>
-          <w:rStyle w:val="NormalTok"/>
-        </w:rPr>
-        <w:t xml:space="preserve">, </w:t>
-      </w:r>
-      <w:r>
-        <w:rPr>
-          <w:rStyle w:val="AttributeTok"/>
-        </w:rPr>
-        <w:t>features =</w:t>
-      </w:r>
-      <w:r>
-        <w:rPr>
-          <w:rStyle w:val="NormalTok"/>
-        </w:rPr>
-        <w:t xml:space="preserve"> </w:t>
-      </w:r>
-      <w:r>
-        <w:rPr>
-          <w:rStyle w:val="StringTok"/>
-        </w:rPr>
-        <w:t>"percent.globin"</w:t>
-      </w:r>
-      <w:r>
-        <w:rPr>
-          <w:rStyle w:val="NormalTok"/>
-        </w:rPr>
-        <w:t>)</w:t>
-      </w:r>
-    </w:p>
-    <w:p>
-      <w:pPr>
-        <w:pStyle w:val="SourceCode"/>
-      </w:pPr>
-      <w:r>
-        <w:rPr>
-          <w:rStyle w:val="VerbatimChar"/>
-        </w:rPr>
-        <w:t>Warning: The `slot` argument of `FetchData()` is deprecated as of SeuratObject 5.0.0.</w:t>
-      </w:r>
-      <w:r>
-        <w:br/>
-      </w:r>
-      <w:r>
-        <w:rPr>
-          <w:rStyle w:val="VerbatimChar"/>
-        </w:rPr>
-        <w:t>ℹ Please use the `layer` argument instead.</w:t>
-      </w:r>
-      <w:r>
-        <w:br/>
-      </w:r>
-      <w:r>
-        <w:rPr>
-          <w:rStyle w:val="VerbatimChar"/>
-        </w:rPr>
-        <w:t>ℹ The deprecated feature was likely used in the Seurat package.</w:t>
-      </w:r>
-      <w:r>
-        <w:br/>
-      </w:r>
-      <w:r>
-        <w:rPr>
-          <w:rStyle w:val="VerbatimChar"/>
-        </w:rPr>
-        <w:t xml:space="preserve">  Please report the issue at &lt;https://github.com/satijalab/seurat/issues&gt;.</w:t>
-      </w:r>
-    </w:p>
-    <w:p>
-      <w:pPr>
-        <w:pStyle w:val="FirstParagraph"/>
-      </w:pPr>
-      <w:r>
-        <w:rPr>
-          <w:noProof/>
-        </w:rPr>
-        <w:lastRenderedPageBreak/>
-        <w:drawing>
-          <wp:inline distT="0" distB="0" distL="0" distR="0" wp14:anchorId="11C09B71" wp14:editId="2518016A">
-            <wp:extent cx="5334000" cy="4267200"/>
-            <wp:effectExtent l="0" t="0" r="0" b="0"/>
-            <wp:docPr id="32" name="Picture"/>
-            <wp:cNvGraphicFramePr/>
-            <a:graphic xmlns:a="http://schemas.openxmlformats.org/drawingml/2006/main">
-              <a:graphicData uri="http://schemas.openxmlformats.org/drawingml/2006/picture">
-                <pic:pic xmlns:pic="http://schemas.openxmlformats.org/drawingml/2006/picture">
-                  <pic:nvPicPr>
-                    <pic:cNvPr id="33" name="Picture" descr="day2-2_dimensionality_reduction_files/figure-docx/unnamed-chunk-5-1.png"/>
+                    <pic:cNvPr id="29" name="Picture" descr="PCA plot from previous code"/>
                     <pic:cNvPicPr>
                       <a:picLocks noChangeAspect="1" noChangeArrowheads="1"/>
                     </pic:cNvPicPr>
@@ -655,6 +504,218 @@
         </w:drawing>
       </w:r>
     </w:p>
+    <w:p>
+      <w:pPr>
+        <w:pStyle w:val="BodyText"/>
+      </w:pPr>
+      <w:r>
+        <w:t xml:space="preserve">We can colour the PCA plot according to any factor that is present in </w:t>
+      </w:r>
+      <w:r>
+        <w:rPr>
+          <w:rStyle w:val="VerbatimChar"/>
+        </w:rPr>
+        <w:t>@meta.data</w:t>
+      </w:r>
+      <w:r>
+        <w:t xml:space="preserve">, or for any gene. For example we can take the column </w:t>
+      </w:r>
+      <w:r>
+        <w:rPr>
+          <w:rStyle w:val="VerbatimChar"/>
+        </w:rPr>
+        <w:t>percent.globin</w:t>
+      </w:r>
+      <w:r>
+        <w:t>:</w:t>
+      </w:r>
+    </w:p>
+    <w:p>
+      <w:pPr>
+        <w:pStyle w:val="BodyText"/>
+      </w:pPr>
+      <w:r>
+        <w:t>Code starts here:</w:t>
+      </w:r>
+    </w:p>
+    <w:p>
+      <w:pPr>
+        <w:pStyle w:val="SourceCode"/>
+      </w:pPr>
+      <w:r>
+        <w:rPr>
+          <w:rStyle w:val="NormalTok"/>
+        </w:rPr>
+        <w:t>Seurat</w:t>
+      </w:r>
+      <w:r>
+        <w:rPr>
+          <w:rStyle w:val="SpecialCharTok"/>
+        </w:rPr>
+        <w:t>::</w:t>
+      </w:r>
+      <w:r>
+        <w:rPr>
+          <w:rStyle w:val="FunctionTok"/>
+        </w:rPr>
+        <w:t>FeaturePlot</w:t>
+      </w:r>
+      <w:r>
+        <w:rPr>
+          <w:rStyle w:val="NormalTok"/>
+        </w:rPr>
+        <w:t xml:space="preserve">(seu, </w:t>
+      </w:r>
+      <w:r>
+        <w:rPr>
+          <w:rStyle w:val="AttributeTok"/>
+        </w:rPr>
+        <w:t>reduction =</w:t>
+      </w:r>
+      <w:r>
+        <w:rPr>
+          <w:rStyle w:val="NormalTok"/>
+        </w:rPr>
+        <w:t xml:space="preserve"> </w:t>
+      </w:r>
+      <w:r>
+        <w:rPr>
+          <w:rStyle w:val="StringTok"/>
+        </w:rPr>
+        <w:t>"pca"</w:t>
+      </w:r>
+      <w:r>
+        <w:rPr>
+          <w:rStyle w:val="NormalTok"/>
+        </w:rPr>
+        <w:t xml:space="preserve">, </w:t>
+      </w:r>
+      <w:r>
+        <w:rPr>
+          <w:rStyle w:val="AttributeTok"/>
+        </w:rPr>
+        <w:t>features =</w:t>
+      </w:r>
+      <w:r>
+        <w:rPr>
+          <w:rStyle w:val="NormalTok"/>
+        </w:rPr>
+        <w:t xml:space="preserve"> </w:t>
+      </w:r>
+      <w:r>
+        <w:rPr>
+          <w:rStyle w:val="StringTok"/>
+        </w:rPr>
+        <w:t>"percent.globin"</w:t>
+      </w:r>
+      <w:r>
+        <w:rPr>
+          <w:rStyle w:val="NormalTok"/>
+        </w:rPr>
+        <w:t>)</w:t>
+      </w:r>
+    </w:p>
+    <w:p>
+      <w:pPr>
+        <w:pStyle w:val="SourceCode"/>
+        <w:rPr>
+          <w:rStyle w:val="VerbatimChar"/>
+        </w:rPr>
+      </w:pPr>
+      <w:r>
+        <w:rPr>
+          <w:rStyle w:val="VerbatimChar"/>
+        </w:rPr>
+        <w:t>Warning: The `slot` argument of `FetchData()` is deprecated as of SeuratObject 5.0.0.</w:t>
+      </w:r>
+      <w:r>
+        <w:br/>
+      </w:r>
+      <w:r>
+        <w:rPr>
+          <w:rStyle w:val="VerbatimChar"/>
+        </w:rPr>
+        <w:t>ℹ Please use the `layer` argument instead.</w:t>
+      </w:r>
+      <w:r>
+        <w:br/>
+      </w:r>
+      <w:r>
+        <w:rPr>
+          <w:rStyle w:val="VerbatimChar"/>
+        </w:rPr>
+        <w:t>ℹ The deprecated feature was likely used in the Seurat package.</w:t>
+      </w:r>
+      <w:r>
+        <w:br/>
+      </w:r>
+      <w:r>
+        <w:rPr>
+          <w:rStyle w:val="VerbatimChar"/>
+        </w:rPr>
+        <w:t xml:space="preserve">  Please report the issue at &lt;https://github.com/satijalab/seurat/issues&gt;.</w:t>
+      </w:r>
+    </w:p>
+    <w:p>
+      <w:pPr>
+        <w:pStyle w:val="SourceCode"/>
+      </w:pPr>
+      <w:r>
+        <w:t>Code ends here</w:t>
+      </w:r>
+    </w:p>
+    <w:p>
+      <w:pPr>
+        <w:pStyle w:val="FirstParagraph"/>
+      </w:pPr>
+      <w:r>
+        <w:rPr>
+          <w:noProof/>
+        </w:rPr>
+        <w:lastRenderedPageBreak/>
+        <w:drawing>
+          <wp:inline distT="0" distB="0" distL="0" distR="0" wp14:anchorId="11C09B71" wp14:editId="253E36A5">
+            <wp:extent cx="5334000" cy="4267200"/>
+            <wp:effectExtent l="0" t="0" r="0" b="0"/>
+            <wp:docPr id="32" name="Picture" descr="PCA plot from previous code"/>
+            <wp:cNvGraphicFramePr/>
+            <a:graphic xmlns:a="http://schemas.openxmlformats.org/drawingml/2006/main">
+              <a:graphicData uri="http://schemas.openxmlformats.org/drawingml/2006/picture">
+                <pic:pic xmlns:pic="http://schemas.openxmlformats.org/drawingml/2006/picture">
+                  <pic:nvPicPr>
+                    <pic:cNvPr id="32" name="Picture" descr="PCA plot from previous code"/>
+                    <pic:cNvPicPr>
+                      <a:picLocks noChangeAspect="1" noChangeArrowheads="1"/>
+                    </pic:cNvPicPr>
+                  </pic:nvPicPr>
+                  <pic:blipFill>
+                    <a:blip r:embed="rId14"/>
+                    <a:stretch>
+                      <a:fillRect/>
+                    </a:stretch>
+                  </pic:blipFill>
+                  <pic:spPr bwMode="auto">
+                    <a:xfrm>
+                      <a:off x="0" y="0"/>
+                      <a:ext cx="5334000" cy="4267200"/>
+                    </a:xfrm>
+                    <a:prstGeom prst="rect">
+                      <a:avLst/>
+                    </a:prstGeom>
+                    <a:noFill/>
+                    <a:ln w="9525">
+                      <a:noFill/>
+                      <a:headEnd/>
+                      <a:tailEnd/>
+                    </a:ln>
+                  </pic:spPr>
+                </pic:pic>
+              </a:graphicData>
+            </a:graphic>
+          </wp:inline>
+        </w:drawing>
+      </w:r>
+    </w:p>
     <w:tbl>
       <w:tblPr>
         <w:tblStyle w:val="Table"/>
@@ -670,13 +731,14 @@
           <w:left w:w="144" w:type="dxa"/>
           <w:right w:w="144" w:type="dxa"/>
         </w:tblCellMar>
-        <w:tblLook w:val="0000" w:firstRow="0" w:lastRow="0" w:firstColumn="0" w:lastColumn="0" w:noHBand="0" w:noVBand="0"/>
+        <w:tblLook w:val="0020" w:firstRow="1" w:lastRow="0" w:firstColumn="0" w:lastColumn="0" w:noHBand="0" w:noVBand="0"/>
       </w:tblPr>
       <w:tblGrid>
-        <w:gridCol w:w="9648"/>
+        <w:gridCol w:w="9325"/>
       </w:tblGrid>
       <w:tr>
         <w:trPr>
+          <w:cnfStyle w:val="100000000000" w:firstRow="1" w:lastRow="0" w:firstColumn="0" w:lastColumn="0" w:oddVBand="0" w:evenVBand="0" w:oddHBand="0" w:evenHBand="0" w:firstRowFirstColumn="0" w:firstRowLastColumn="0" w:lastRowFirstColumn="0" w:lastRowLastColumn="0"/>
           <w:cantSplit/>
         </w:trPr>
         <w:tc>
@@ -694,52 +756,6 @@
               <w:spacing w:before="0" w:after="0"/>
               <w:textAlignment w:val="center"/>
             </w:pPr>
-            <w:r>
-              <w:rPr>
-                <w:noProof/>
-              </w:rPr>
-              <w:drawing>
-                <wp:inline distT="0" distB="0" distL="0" distR="0" wp14:anchorId="24FAFE4D" wp14:editId="4BFA8BB1">
-                  <wp:extent cx="152400" cy="152400"/>
-                  <wp:effectExtent l="0" t="0" r="0" b="0"/>
-                  <wp:docPr id="35" name="Picture"/>
-                  <wp:cNvGraphicFramePr/>
-                  <a:graphic xmlns:a="http://schemas.openxmlformats.org/drawingml/2006/main">
-                    <a:graphicData uri="http://schemas.openxmlformats.org/drawingml/2006/picture">
-                      <pic:pic xmlns:pic="http://schemas.openxmlformats.org/drawingml/2006/picture">
-                        <pic:nvPicPr>
-                          <pic:cNvPr id="36" name="Picture" descr="/Applications/RStudio.app/Contents/Resources/app/quarto/share/formats/docx/note.png"/>
-                          <pic:cNvPicPr>
-                            <a:picLocks noChangeAspect="1" noChangeArrowheads="1"/>
-                          </pic:cNvPicPr>
-                        </pic:nvPicPr>
-                        <pic:blipFill>
-                          <a:blip r:embed="rId14"/>
-                          <a:stretch>
-                            <a:fillRect/>
-                          </a:stretch>
-                        </pic:blipFill>
-                        <pic:spPr bwMode="auto">
-                          <a:xfrm>
-                            <a:off x="0" y="0"/>
-                            <a:ext cx="152400" cy="152400"/>
-                          </a:xfrm>
-                          <a:prstGeom prst="rect">
-                            <a:avLst/>
-                          </a:prstGeom>
-                          <a:noFill/>
-                          <a:ln w="9525">
-                            <a:noFill/>
-                            <a:headEnd/>
-                            <a:tailEnd/>
-                          </a:ln>
-                        </pic:spPr>
-                      </pic:pic>
-                    </a:graphicData>
-                  </a:graphic>
-                </wp:inline>
-              </w:drawing>
-            </w:r>
             <w:r>
               <w:t xml:space="preserve">  Note</w:t>
             </w:r>
@@ -820,13 +836,14 @@
           <w:left w:w="144" w:type="dxa"/>
           <w:right w:w="144" w:type="dxa"/>
         </w:tblCellMar>
-        <w:tblLook w:val="0000" w:firstRow="0" w:lastRow="0" w:firstColumn="0" w:lastColumn="0" w:noHBand="0" w:noVBand="0"/>
+        <w:tblLook w:val="0020" w:firstRow="1" w:lastRow="0" w:firstColumn="0" w:lastColumn="0" w:noHBand="0" w:noVBand="0"/>
       </w:tblPr>
       <w:tblGrid>
-        <w:gridCol w:w="9648"/>
+        <w:gridCol w:w="9325"/>
       </w:tblGrid>
       <w:tr>
         <w:trPr>
+          <w:cnfStyle w:val="100000000000" w:firstRow="1" w:lastRow="0" w:firstColumn="0" w:lastColumn="0" w:oddVBand="0" w:evenVBand="0" w:oddHBand="0" w:evenHBand="0" w:firstRowFirstColumn="0" w:firstRowLastColumn="0" w:lastRowFirstColumn="0" w:lastRowLastColumn="0"/>
           <w:cantSplit/>
         </w:trPr>
         <w:tc>
@@ -844,52 +861,6 @@
               <w:spacing w:before="0" w:after="0"/>
               <w:textAlignment w:val="center"/>
             </w:pPr>
-            <w:r>
-              <w:rPr>
-                <w:noProof/>
-              </w:rPr>
-              <w:drawing>
-                <wp:inline distT="0" distB="0" distL="0" distR="0" wp14:anchorId="65CDD639" wp14:editId="24A02924">
-                  <wp:extent cx="152400" cy="152400"/>
-                  <wp:effectExtent l="0" t="0" r="0" b="0"/>
-                  <wp:docPr id="38" name="Picture"/>
-                  <wp:cNvGraphicFramePr/>
-                  <a:graphic xmlns:a="http://schemas.openxmlformats.org/drawingml/2006/main">
-                    <a:graphicData uri="http://schemas.openxmlformats.org/drawingml/2006/picture">
-                      <pic:pic xmlns:pic="http://schemas.openxmlformats.org/drawingml/2006/picture">
-                        <pic:nvPicPr>
-                          <pic:cNvPr id="39" name="Picture" descr="/Applications/RStudio.app/Contents/Resources/app/quarto/share/formats/docx/important.png"/>
-                          <pic:cNvPicPr>
-                            <a:picLocks noChangeAspect="1" noChangeArrowheads="1"/>
-                          </pic:cNvPicPr>
-                        </pic:nvPicPr>
-                        <pic:blipFill>
-                          <a:blip r:embed="rId15"/>
-                          <a:stretch>
-                            <a:fillRect/>
-                          </a:stretch>
-                        </pic:blipFill>
-                        <pic:spPr bwMode="auto">
-                          <a:xfrm>
-                            <a:off x="0" y="0"/>
-                            <a:ext cx="152400" cy="152400"/>
-                          </a:xfrm>
-                          <a:prstGeom prst="rect">
-                            <a:avLst/>
-                          </a:prstGeom>
-                          <a:noFill/>
-                          <a:ln w="9525">
-                            <a:noFill/>
-                            <a:headEnd/>
-                            <a:tailEnd/>
-                          </a:ln>
-                        </pic:spPr>
-                      </pic:pic>
-                    </a:graphicData>
-                  </a:graphic>
-                </wp:inline>
-              </w:drawing>
-            </w:r>
             <w:r>
               <w:t xml:space="preserve">  Exercise</w:t>
             </w:r>
@@ -961,13 +932,14 @@
           <w:left w:w="144" w:type="dxa"/>
           <w:right w:w="144" w:type="dxa"/>
         </w:tblCellMar>
-        <w:tblLook w:val="0000" w:firstRow="0" w:lastRow="0" w:firstColumn="0" w:lastColumn="0" w:noHBand="0" w:noVBand="0"/>
+        <w:tblLook w:val="0020" w:firstRow="1" w:lastRow="0" w:firstColumn="0" w:lastColumn="0" w:noHBand="0" w:noVBand="0"/>
       </w:tblPr>
       <w:tblGrid>
-        <w:gridCol w:w="9648"/>
+        <w:gridCol w:w="9325"/>
       </w:tblGrid>
       <w:tr>
         <w:trPr>
+          <w:cnfStyle w:val="100000000000" w:firstRow="1" w:lastRow="0" w:firstColumn="0" w:lastColumn="0" w:oddVBand="0" w:evenVBand="0" w:oddHBand="0" w:evenHBand="0" w:firstRowFirstColumn="0" w:firstRowLastColumn="0" w:lastRowFirstColumn="0" w:lastRowLastColumn="0"/>
           <w:cantSplit/>
         </w:trPr>
         <w:tc>
@@ -985,52 +957,6 @@
               <w:spacing w:before="0" w:after="0"/>
               <w:textAlignment w:val="center"/>
             </w:pPr>
-            <w:r>
-              <w:rPr>
-                <w:noProof/>
-              </w:rPr>
-              <w:drawing>
-                <wp:inline distT="0" distB="0" distL="0" distR="0" wp14:anchorId="2F571B27" wp14:editId="3BB96F2D">
-                  <wp:extent cx="152400" cy="152400"/>
-                  <wp:effectExtent l="0" t="0" r="0" b="0"/>
-                  <wp:docPr id="41" name="Picture"/>
-                  <wp:cNvGraphicFramePr/>
-                  <a:graphic xmlns:a="http://schemas.openxmlformats.org/drawingml/2006/main">
-                    <a:graphicData uri="http://schemas.openxmlformats.org/drawingml/2006/picture">
-                      <pic:pic xmlns:pic="http://schemas.openxmlformats.org/drawingml/2006/picture">
-                        <pic:nvPicPr>
-                          <pic:cNvPr id="42" name="Picture" descr="/Applications/RStudio.app/Contents/Resources/app/quarto/share/formats/docx/tip.png"/>
-                          <pic:cNvPicPr>
-                            <a:picLocks noChangeAspect="1" noChangeArrowheads="1"/>
-                          </pic:cNvPicPr>
-                        </pic:nvPicPr>
-                        <pic:blipFill>
-                          <a:blip r:embed="rId16"/>
-                          <a:stretch>
-                            <a:fillRect/>
-                          </a:stretch>
-                        </pic:blipFill>
-                        <pic:spPr bwMode="auto">
-                          <a:xfrm>
-                            <a:off x="0" y="0"/>
-                            <a:ext cx="152400" cy="152400"/>
-                          </a:xfrm>
-                          <a:prstGeom prst="rect">
-                            <a:avLst/>
-                          </a:prstGeom>
-                          <a:noFill/>
-                          <a:ln w="9525">
-                            <a:noFill/>
-                            <a:headEnd/>
-                            <a:tailEnd/>
-                          </a:ln>
-                        </pic:spPr>
-                      </pic:pic>
-                    </a:graphicData>
-                  </a:graphic>
-                </wp:inline>
-              </w:drawing>
-            </w:r>
             <w:r>
               <w:t xml:space="preserve">  Answer</w:t>
             </w:r>
@@ -1080,6 +1006,9 @@
           <w:p>
             <w:pPr>
               <w:pStyle w:val="SourceCode"/>
+              <w:rPr>
+                <w:rStyle w:val="NormalTok"/>
+              </w:rPr>
             </w:pPr>
             <w:r>
               <w:rPr>
@@ -1152,6 +1081,14 @@
                 <w:rStyle w:val="NormalTok"/>
               </w:rPr>
               <w:t>)</w:t>
+            </w:r>
+          </w:p>
+          <w:p>
+            <w:pPr>
+              <w:pStyle w:val="SourceCode"/>
+            </w:pPr>
+            <w:r>
+              <w:t>Code ends here</w:t>
             </w:r>
           </w:p>
           <w:p>
@@ -1163,22 +1100,22 @@
                 <w:noProof/>
               </w:rPr>
               <w:drawing>
-                <wp:inline distT="0" distB="0" distL="0" distR="0" wp14:anchorId="53EADA2D" wp14:editId="73C0DF77">
+                <wp:inline distT="0" distB="0" distL="0" distR="0" wp14:anchorId="53EADA2D" wp14:editId="40D12A58">
                   <wp:extent cx="5334000" cy="4267200"/>
                   <wp:effectExtent l="0" t="0" r="0" b="0"/>
-                  <wp:docPr id="44" name="Picture"/>
+                  <wp:docPr id="44" name="Picture" descr="PCA plot from previous code"/>
                   <wp:cNvGraphicFramePr/>
                   <a:graphic xmlns:a="http://schemas.openxmlformats.org/drawingml/2006/main">
                     <a:graphicData uri="http://schemas.openxmlformats.org/drawingml/2006/picture">
                       <pic:pic xmlns:pic="http://schemas.openxmlformats.org/drawingml/2006/picture">
                         <pic:nvPicPr>
-                          <pic:cNvPr id="45" name="Picture" descr="day2-2_dimensionality_reduction_files/figure-docx/unnamed-chunk-6-1.png"/>
+                          <pic:cNvPr id="44" name="Picture" descr="PCA plot from previous code"/>
                           <pic:cNvPicPr>
                             <a:picLocks noChangeAspect="1" noChangeArrowheads="1"/>
                           </pic:cNvPicPr>
                         </pic:nvPicPr>
                         <pic:blipFill>
-                          <a:blip r:embed="rId17"/>
+                          <a:blip r:embed="rId15"/>
                           <a:stretch>
                             <a:fillRect/>
                           </a:stretch>
@@ -1227,6 +1164,9 @@
     <w:p>
       <w:pPr>
         <w:pStyle w:val="SourceCode"/>
+        <w:rPr>
+          <w:rStyle w:val="NormalTok"/>
+        </w:rPr>
       </w:pPr>
       <w:r>
         <w:rPr>
@@ -1335,6 +1275,14 @@
           <w:rStyle w:val="NormalTok"/>
         </w:rPr>
         <w:t>)</w:t>
+      </w:r>
+    </w:p>
+    <w:p>
+      <w:pPr>
+        <w:pStyle w:val="SourceCode"/>
+      </w:pPr>
+      <w:r>
+        <w:t>Code ends here</w:t>
       </w:r>
     </w:p>
     <w:p>
@@ -1347,16 +1295,536 @@
         </w:rPr>
         <w:lastRenderedPageBreak/>
         <w:drawing>
-          <wp:inline distT="0" distB="0" distL="0" distR="0" wp14:anchorId="4949C061" wp14:editId="2D663583">
+          <wp:inline distT="0" distB="0" distL="0" distR="0" wp14:anchorId="4949C061" wp14:editId="74A76B85">
             <wp:extent cx="5334000" cy="4267200"/>
             <wp:effectExtent l="0" t="0" r="0" b="0"/>
-            <wp:docPr id="47" name="Picture"/>
+            <wp:docPr id="47" name="Picture" descr="PC plot from previous code"/>
             <wp:cNvGraphicFramePr/>
             <a:graphic xmlns:a="http://schemas.openxmlformats.org/drawingml/2006/main">
               <a:graphicData uri="http://schemas.openxmlformats.org/drawingml/2006/picture">
                 <pic:pic xmlns:pic="http://schemas.openxmlformats.org/drawingml/2006/picture">
                   <pic:nvPicPr>
-                    <pic:cNvPr id="48" name="Picture" descr="day2-2_dimensionality_reduction_files/figure-docx/unnamed-chunk-7-1.png"/>
+                    <pic:cNvPr id="47" name="Picture" descr="PC plot from previous code"/>
+                    <pic:cNvPicPr>
+                      <a:picLocks noChangeAspect="1" noChangeArrowheads="1"/>
+                    </pic:cNvPicPr>
+                  </pic:nvPicPr>
+                  <pic:blipFill>
+                    <a:blip r:embed="rId16"/>
+                    <a:stretch>
+                      <a:fillRect/>
+                    </a:stretch>
+                  </pic:blipFill>
+                  <pic:spPr bwMode="auto">
+                    <a:xfrm>
+                      <a:off x="0" y="0"/>
+                      <a:ext cx="5334000" cy="4267200"/>
+                    </a:xfrm>
+                    <a:prstGeom prst="rect">
+                      <a:avLst/>
+                    </a:prstGeom>
+                    <a:noFill/>
+                    <a:ln w="9525">
+                      <a:noFill/>
+                      <a:headEnd/>
+                      <a:tailEnd/>
+                    </a:ln>
+                  </pic:spPr>
+                </pic:pic>
+              </a:graphicData>
+            </a:graphic>
+          </wp:inline>
+        </w:drawing>
+      </w:r>
+    </w:p>
+    <w:p>
+      <w:pPr>
+        <w:pStyle w:val="BodyText"/>
+      </w:pPr>
+      <w:r>
+        <w:t>The elbowplot can help you in determining how many PCs to use for downstream analysis such as UMAP:</w:t>
+      </w:r>
+    </w:p>
+    <w:p>
+      <w:pPr>
+        <w:pStyle w:val="BodyText"/>
+      </w:pPr>
+      <w:r>
+        <w:t>Code starts here:</w:t>
+      </w:r>
+    </w:p>
+    <w:p>
+      <w:pPr>
+        <w:pStyle w:val="SourceCode"/>
+        <w:rPr>
+          <w:rStyle w:val="NormalTok"/>
+        </w:rPr>
+      </w:pPr>
+      <w:r>
+        <w:rPr>
+          <w:rStyle w:val="NormalTok"/>
+        </w:rPr>
+        <w:t>Seurat</w:t>
+      </w:r>
+      <w:r>
+        <w:rPr>
+          <w:rStyle w:val="SpecialCharTok"/>
+        </w:rPr>
+        <w:t>::</w:t>
+      </w:r>
+      <w:r>
+        <w:rPr>
+          <w:rStyle w:val="FunctionTok"/>
+        </w:rPr>
+        <w:t>ElbowPlot</w:t>
+      </w:r>
+      <w:r>
+        <w:rPr>
+          <w:rStyle w:val="NormalTok"/>
+        </w:rPr>
+        <w:t xml:space="preserve">(seu, </w:t>
+      </w:r>
+      <w:r>
+        <w:rPr>
+          <w:rStyle w:val="AttributeTok"/>
+        </w:rPr>
+        <w:t>ndims =</w:t>
+      </w:r>
+      <w:r>
+        <w:rPr>
+          <w:rStyle w:val="NormalTok"/>
+        </w:rPr>
+        <w:t xml:space="preserve"> </w:t>
+      </w:r>
+      <w:r>
+        <w:rPr>
+          <w:rStyle w:val="DecValTok"/>
+        </w:rPr>
+        <w:t>40</w:t>
+      </w:r>
+      <w:r>
+        <w:rPr>
+          <w:rStyle w:val="NormalTok"/>
+        </w:rPr>
+        <w:t xml:space="preserve">) </w:t>
+      </w:r>
+      <w:r>
+        <w:rPr>
+          <w:rStyle w:val="SpecialCharTok"/>
+        </w:rPr>
+        <w:t>+</w:t>
+      </w:r>
+      <w:r>
+        <w:br/>
+      </w:r>
+      <w:r>
+        <w:rPr>
+          <w:rStyle w:val="NormalTok"/>
+        </w:rPr>
+        <w:t xml:space="preserve">  ggplot2</w:t>
+      </w:r>
+      <w:r>
+        <w:rPr>
+          <w:rStyle w:val="SpecialCharTok"/>
+        </w:rPr>
+        <w:t>::</w:t>
+      </w:r>
+      <w:r>
+        <w:rPr>
+          <w:rStyle w:val="FunctionTok"/>
+        </w:rPr>
+        <w:t>geom_vline</w:t>
+      </w:r>
+      <w:r>
+        <w:rPr>
+          <w:rStyle w:val="NormalTok"/>
+        </w:rPr>
+        <w:t>(</w:t>
+      </w:r>
+      <w:r>
+        <w:rPr>
+          <w:rStyle w:val="AttributeTok"/>
+        </w:rPr>
+        <w:t>xintercept =</w:t>
+      </w:r>
+      <w:r>
+        <w:rPr>
+          <w:rStyle w:val="NormalTok"/>
+        </w:rPr>
+        <w:t xml:space="preserve"> </w:t>
+      </w:r>
+      <w:r>
+        <w:rPr>
+          <w:rStyle w:val="DecValTok"/>
+        </w:rPr>
+        <w:t>25</w:t>
+      </w:r>
+      <w:r>
+        <w:rPr>
+          <w:rStyle w:val="NormalTok"/>
+        </w:rPr>
+        <w:t xml:space="preserve">, </w:t>
+      </w:r>
+      <w:r>
+        <w:rPr>
+          <w:rStyle w:val="AttributeTok"/>
+        </w:rPr>
+        <w:t>linetype =</w:t>
+      </w:r>
+      <w:r>
+        <w:rPr>
+          <w:rStyle w:val="NormalTok"/>
+        </w:rPr>
+        <w:t xml:space="preserve"> </w:t>
+      </w:r>
+      <w:r>
+        <w:rPr>
+          <w:rStyle w:val="StringTok"/>
+        </w:rPr>
+        <w:t>"dashed"</w:t>
+      </w:r>
+      <w:r>
+        <w:rPr>
+          <w:rStyle w:val="NormalTok"/>
+        </w:rPr>
+        <w:t xml:space="preserve">, </w:t>
+      </w:r>
+      <w:r>
+        <w:rPr>
+          <w:rStyle w:val="AttributeTok"/>
+        </w:rPr>
+        <w:t>color =</w:t>
+      </w:r>
+      <w:r>
+        <w:rPr>
+          <w:rStyle w:val="NormalTok"/>
+        </w:rPr>
+        <w:t xml:space="preserve"> </w:t>
+      </w:r>
+      <w:r>
+        <w:rPr>
+          <w:rStyle w:val="StringTok"/>
+        </w:rPr>
+        <w:t>"red"</w:t>
+      </w:r>
+      <w:r>
+        <w:rPr>
+          <w:rStyle w:val="NormalTok"/>
+        </w:rPr>
+        <w:t xml:space="preserve">, </w:t>
+      </w:r>
+      <w:r>
+        <w:rPr>
+          <w:rStyle w:val="AttributeTok"/>
+        </w:rPr>
+        <w:t>linewidth =</w:t>
+      </w:r>
+      <w:r>
+        <w:rPr>
+          <w:rStyle w:val="NormalTok"/>
+        </w:rPr>
+        <w:t xml:space="preserve"> </w:t>
+      </w:r>
+      <w:r>
+        <w:rPr>
+          <w:rStyle w:val="DecValTok"/>
+        </w:rPr>
+        <w:t>1</w:t>
+      </w:r>
+      <w:r>
+        <w:rPr>
+          <w:rStyle w:val="NormalTok"/>
+        </w:rPr>
+        <w:t>)</w:t>
+      </w:r>
+    </w:p>
+    <w:p>
+      <w:pPr>
+        <w:pStyle w:val="SourceCode"/>
+      </w:pPr>
+      <w:r>
+        <w:t>Code ends here</w:t>
+      </w:r>
+    </w:p>
+    <w:p>
+      <w:pPr>
+        <w:pStyle w:val="FirstParagraph"/>
+      </w:pPr>
+      <w:r>
+        <w:rPr>
+          <w:noProof/>
+        </w:rPr>
+        <w:lastRenderedPageBreak/>
+        <w:drawing>
+          <wp:inline distT="0" distB="0" distL="0" distR="0" wp14:anchorId="451FA820" wp14:editId="27959CFA">
+            <wp:extent cx="5334000" cy="4267200"/>
+            <wp:effectExtent l="0" t="0" r="0" b="0"/>
+            <wp:docPr id="50" name="Picture" descr="Scatterplot from previouse code"/>
+            <wp:cNvGraphicFramePr/>
+            <a:graphic xmlns:a="http://schemas.openxmlformats.org/drawingml/2006/main">
+              <a:graphicData uri="http://schemas.openxmlformats.org/drawingml/2006/picture">
+                <pic:pic xmlns:pic="http://schemas.openxmlformats.org/drawingml/2006/picture">
+                  <pic:nvPicPr>
+                    <pic:cNvPr id="50" name="Picture" descr="Scatterplot from previouse code"/>
+                    <pic:cNvPicPr>
+                      <a:picLocks noChangeAspect="1" noChangeArrowheads="1"/>
+                    </pic:cNvPicPr>
+                  </pic:nvPicPr>
+                  <pic:blipFill>
+                    <a:blip r:embed="rId17"/>
+                    <a:stretch>
+                      <a:fillRect/>
+                    </a:stretch>
+                  </pic:blipFill>
+                  <pic:spPr bwMode="auto">
+                    <a:xfrm>
+                      <a:off x="0" y="0"/>
+                      <a:ext cx="5334000" cy="4267200"/>
+                    </a:xfrm>
+                    <a:prstGeom prst="rect">
+                      <a:avLst/>
+                    </a:prstGeom>
+                    <a:noFill/>
+                    <a:ln w="9525">
+                      <a:noFill/>
+                      <a:headEnd/>
+                      <a:tailEnd/>
+                    </a:ln>
+                  </pic:spPr>
+                </pic:pic>
+              </a:graphicData>
+            </a:graphic>
+          </wp:inline>
+        </w:drawing>
+      </w:r>
+    </w:p>
+    <w:p>
+      <w:pPr>
+        <w:pStyle w:val="BodyText"/>
+      </w:pPr>
+      <w:r>
+        <w:t>The elbow plot ranks principle components based on the percentage of variance explained by each one. Where we observe an “elbow” or flattening curve, the majority of true signal is captured by this number of PCs, eg around 25 PCs for the seu dataset.</w:t>
+      </w:r>
+    </w:p>
+    <w:p>
+      <w:pPr>
+        <w:pStyle w:val="BodyText"/>
+      </w:pPr>
+      <w:r>
+        <w:t>Including too many PCs usually does not affect much the result, while including too few PCs can affect the results very much.</w:t>
+      </w:r>
+    </w:p>
+    <w:p>
+      <w:pPr>
+        <w:pStyle w:val="BodyText"/>
+      </w:pPr>
+      <w:r>
+        <w:rPr>
+          <w:b/>
+          <w:bCs/>
+        </w:rPr>
+        <w:t>UMAP:</w:t>
+      </w:r>
+      <w:r>
+        <w:t xml:space="preserve"> The goal of these algorithms is to learn the underlying manifold of the data in order to place similar cells together in low-dimensional space.</w:t>
+      </w:r>
+    </w:p>
+    <w:p>
+      <w:pPr>
+        <w:pStyle w:val="BodyText"/>
+      </w:pPr>
+      <w:r>
+        <w:t>Code starts here:</w:t>
+      </w:r>
+    </w:p>
+    <w:p>
+      <w:pPr>
+        <w:pStyle w:val="SourceCode"/>
+        <w:rPr>
+          <w:rStyle w:val="NormalTok"/>
+        </w:rPr>
+      </w:pPr>
+      <w:r>
+        <w:rPr>
+          <w:rStyle w:val="NormalTok"/>
+        </w:rPr>
+        <w:t xml:space="preserve">seu </w:t>
+      </w:r>
+      <w:r>
+        <w:rPr>
+          <w:rStyle w:val="OtherTok"/>
+        </w:rPr>
+        <w:t>&lt;-</w:t>
+      </w:r>
+      <w:r>
+        <w:rPr>
+          <w:rStyle w:val="NormalTok"/>
+        </w:rPr>
+        <w:t xml:space="preserve"> Seurat</w:t>
+      </w:r>
+      <w:r>
+        <w:rPr>
+          <w:rStyle w:val="SpecialCharTok"/>
+        </w:rPr>
+        <w:t>::</w:t>
+      </w:r>
+      <w:r>
+        <w:rPr>
+          <w:rStyle w:val="FunctionTok"/>
+        </w:rPr>
+        <w:t>RunUMAP</w:t>
+      </w:r>
+      <w:r>
+        <w:rPr>
+          <w:rStyle w:val="NormalTok"/>
+        </w:rPr>
+        <w:t xml:space="preserve">(seu, </w:t>
+      </w:r>
+      <w:r>
+        <w:rPr>
+          <w:rStyle w:val="AttributeTok"/>
+        </w:rPr>
+        <w:t>dims =</w:t>
+      </w:r>
+      <w:r>
+        <w:rPr>
+          <w:rStyle w:val="NormalTok"/>
+        </w:rPr>
+        <w:t xml:space="preserve"> </w:t>
+      </w:r>
+      <w:r>
+        <w:rPr>
+          <w:rStyle w:val="DecValTok"/>
+        </w:rPr>
+        <w:t>1</w:t>
+      </w:r>
+      <w:r>
+        <w:rPr>
+          <w:rStyle w:val="SpecialCharTok"/>
+        </w:rPr>
+        <w:t>:</w:t>
+      </w:r>
+      <w:r>
+        <w:rPr>
+          <w:rStyle w:val="DecValTok"/>
+        </w:rPr>
+        <w:t>25</w:t>
+      </w:r>
+      <w:r>
+        <w:rPr>
+          <w:rStyle w:val="NormalTok"/>
+        </w:rPr>
+        <w:t>)</w:t>
+      </w:r>
+    </w:p>
+    <w:p>
+      <w:pPr>
+        <w:pStyle w:val="SourceCode"/>
+      </w:pPr>
+      <w:r>
+        <w:t>Code ends here</w:t>
+      </w:r>
+    </w:p>
+    <w:p>
+      <w:pPr>
+        <w:pStyle w:val="FirstParagraph"/>
+      </w:pPr>
+      <w:r>
+        <w:t>To view the UMAP plot:</w:t>
+      </w:r>
+    </w:p>
+    <w:p>
+      <w:pPr>
+        <w:pStyle w:val="BodyText"/>
+      </w:pPr>
+      <w:r>
+        <w:t>Code starts here:</w:t>
+      </w:r>
+    </w:p>
+    <w:p>
+      <w:pPr>
+        <w:pStyle w:val="SourceCode"/>
+        <w:rPr>
+          <w:rStyle w:val="NormalTok"/>
+        </w:rPr>
+      </w:pPr>
+      <w:r>
+        <w:rPr>
+          <w:rStyle w:val="NormalTok"/>
+        </w:rPr>
+        <w:t>Seurat</w:t>
+      </w:r>
+      <w:r>
+        <w:rPr>
+          <w:rStyle w:val="SpecialCharTok"/>
+        </w:rPr>
+        <w:t>::</w:t>
+      </w:r>
+      <w:r>
+        <w:rPr>
+          <w:rStyle w:val="FunctionTok"/>
+        </w:rPr>
+        <w:t>DimPlot</w:t>
+      </w:r>
+      <w:r>
+        <w:rPr>
+          <w:rStyle w:val="NormalTok"/>
+        </w:rPr>
+        <w:t xml:space="preserve">(seu, </w:t>
+      </w:r>
+      <w:r>
+        <w:rPr>
+          <w:rStyle w:val="AttributeTok"/>
+        </w:rPr>
+        <w:t>reduction =</w:t>
+      </w:r>
+      <w:r>
+        <w:rPr>
+          <w:rStyle w:val="NormalTok"/>
+        </w:rPr>
+        <w:t xml:space="preserve"> </w:t>
+      </w:r>
+      <w:r>
+        <w:rPr>
+          <w:rStyle w:val="StringTok"/>
+        </w:rPr>
+        <w:t>"umap"</w:t>
+      </w:r>
+      <w:r>
+        <w:rPr>
+          <w:rStyle w:val="NormalTok"/>
+        </w:rPr>
+        <w:t>)</w:t>
+      </w:r>
+    </w:p>
+    <w:p>
+      <w:pPr>
+        <w:pStyle w:val="SourceCode"/>
+      </w:pPr>
+      <w:r>
+        <w:t>Code ends here</w:t>
+      </w:r>
+    </w:p>
+    <w:p>
+      <w:pPr>
+        <w:pStyle w:val="FirstParagraph"/>
+      </w:pPr>
+      <w:r>
+        <w:rPr>
+          <w:noProof/>
+        </w:rPr>
+        <w:lastRenderedPageBreak/>
+        <w:drawing>
+          <wp:inline distT="0" distB="0" distL="0" distR="0" wp14:anchorId="09649CE0" wp14:editId="1DD45E95">
+            <wp:extent cx="5334000" cy="4267200"/>
+            <wp:effectExtent l="0" t="0" r="0" b="0"/>
+            <wp:docPr id="53" name="Picture" descr="UMAP plt from previous code"/>
+            <wp:cNvGraphicFramePr/>
+            <a:graphic xmlns:a="http://schemas.openxmlformats.org/drawingml/2006/main">
+              <a:graphicData uri="http://schemas.openxmlformats.org/drawingml/2006/picture">
+                <pic:pic xmlns:pic="http://schemas.openxmlformats.org/drawingml/2006/picture">
+                  <pic:nvPicPr>
+                    <pic:cNvPr id="53" name="Picture" descr="UMAP plt from previous code"/>
                     <pic:cNvPicPr>
                       <a:picLocks noChangeAspect="1" noChangeArrowheads="1"/>
                     </pic:cNvPicPr>
@@ -1389,493 +1857,6 @@
         </w:drawing>
       </w:r>
     </w:p>
-    <w:p>
-      <w:pPr>
-        <w:pStyle w:val="BodyText"/>
-      </w:pPr>
-      <w:r>
-        <w:t>The elbowplot can help you in determining how many PCs to use for downstream analysis such as UMAP:</w:t>
-      </w:r>
-    </w:p>
-    <w:p>
-      <w:pPr>
-        <w:pStyle w:val="BodyText"/>
-      </w:pPr>
-      <w:r>
-        <w:t>Code starts here:</w:t>
-      </w:r>
-    </w:p>
-    <w:p>
-      <w:pPr>
-        <w:pStyle w:val="SourceCode"/>
-      </w:pPr>
-      <w:r>
-        <w:rPr>
-          <w:rStyle w:val="NormalTok"/>
-        </w:rPr>
-        <w:t>Seurat</w:t>
-      </w:r>
-      <w:r>
-        <w:rPr>
-          <w:rStyle w:val="SpecialCharTok"/>
-        </w:rPr>
-        <w:t>::</w:t>
-      </w:r>
-      <w:r>
-        <w:rPr>
-          <w:rStyle w:val="FunctionTok"/>
-        </w:rPr>
-        <w:t>ElbowPlot</w:t>
-      </w:r>
-      <w:r>
-        <w:rPr>
-          <w:rStyle w:val="NormalTok"/>
-        </w:rPr>
-        <w:t xml:space="preserve">(seu, </w:t>
-      </w:r>
-      <w:r>
-        <w:rPr>
-          <w:rStyle w:val="AttributeTok"/>
-        </w:rPr>
-        <w:t>ndims =</w:t>
-      </w:r>
-      <w:r>
-        <w:rPr>
-          <w:rStyle w:val="NormalTok"/>
-        </w:rPr>
-        <w:t xml:space="preserve"> </w:t>
-      </w:r>
-      <w:r>
-        <w:rPr>
-          <w:rStyle w:val="DecValTok"/>
-        </w:rPr>
-        <w:t>40</w:t>
-      </w:r>
-      <w:r>
-        <w:rPr>
-          <w:rStyle w:val="NormalTok"/>
-        </w:rPr>
-        <w:t xml:space="preserve">) </w:t>
-      </w:r>
-      <w:r>
-        <w:rPr>
-          <w:rStyle w:val="SpecialCharTok"/>
-        </w:rPr>
-        <w:t>+</w:t>
-      </w:r>
-      <w:r>
-        <w:br/>
-      </w:r>
-      <w:r>
-        <w:rPr>
-          <w:rStyle w:val="NormalTok"/>
-        </w:rPr>
-        <w:t xml:space="preserve">  ggplot2</w:t>
-      </w:r>
-      <w:r>
-        <w:rPr>
-          <w:rStyle w:val="SpecialCharTok"/>
-        </w:rPr>
-        <w:t>::</w:t>
-      </w:r>
-      <w:r>
-        <w:rPr>
-          <w:rStyle w:val="FunctionTok"/>
-        </w:rPr>
-        <w:t>geom_vline</w:t>
-      </w:r>
-      <w:r>
-        <w:rPr>
-          <w:rStyle w:val="NormalTok"/>
-        </w:rPr>
-        <w:t>(</w:t>
-      </w:r>
-      <w:r>
-        <w:rPr>
-          <w:rStyle w:val="AttributeTok"/>
-        </w:rPr>
-        <w:t>xintercept =</w:t>
-      </w:r>
-      <w:r>
-        <w:rPr>
-          <w:rStyle w:val="NormalTok"/>
-        </w:rPr>
-        <w:t xml:space="preserve"> </w:t>
-      </w:r>
-      <w:r>
-        <w:rPr>
-          <w:rStyle w:val="DecValTok"/>
-        </w:rPr>
-        <w:t>25</w:t>
-      </w:r>
-      <w:r>
-        <w:rPr>
-          <w:rStyle w:val="NormalTok"/>
-        </w:rPr>
-        <w:t xml:space="preserve">, </w:t>
-      </w:r>
-      <w:r>
-        <w:rPr>
-          <w:rStyle w:val="AttributeTok"/>
-        </w:rPr>
-        <w:t>linetype =</w:t>
-      </w:r>
-      <w:r>
-        <w:rPr>
-          <w:rStyle w:val="NormalTok"/>
-        </w:rPr>
-        <w:t xml:space="preserve"> </w:t>
-      </w:r>
-      <w:r>
-        <w:rPr>
-          <w:rStyle w:val="StringTok"/>
-        </w:rPr>
-        <w:t>"dashed"</w:t>
-      </w:r>
-      <w:r>
-        <w:rPr>
-          <w:rStyle w:val="NormalTok"/>
-        </w:rPr>
-        <w:t xml:space="preserve">, </w:t>
-      </w:r>
-      <w:r>
-        <w:rPr>
-          <w:rStyle w:val="AttributeTok"/>
-        </w:rPr>
-        <w:t>color =</w:t>
-      </w:r>
-      <w:r>
-        <w:rPr>
-          <w:rStyle w:val="NormalTok"/>
-        </w:rPr>
-        <w:t xml:space="preserve"> </w:t>
-      </w:r>
-      <w:r>
-        <w:rPr>
-          <w:rStyle w:val="StringTok"/>
-        </w:rPr>
-        <w:t>"red"</w:t>
-      </w:r>
-      <w:r>
-        <w:rPr>
-          <w:rStyle w:val="NormalTok"/>
-        </w:rPr>
-        <w:t xml:space="preserve">, </w:t>
-      </w:r>
-      <w:r>
-        <w:rPr>
-          <w:rStyle w:val="AttributeTok"/>
-        </w:rPr>
-        <w:t>linewidth =</w:t>
-      </w:r>
-      <w:r>
-        <w:rPr>
-          <w:rStyle w:val="NormalTok"/>
-        </w:rPr>
-        <w:t xml:space="preserve"> </w:t>
-      </w:r>
-      <w:r>
-        <w:rPr>
-          <w:rStyle w:val="DecValTok"/>
-        </w:rPr>
-        <w:t>1</w:t>
-      </w:r>
-      <w:r>
-        <w:rPr>
-          <w:rStyle w:val="NormalTok"/>
-        </w:rPr>
-        <w:t>)</w:t>
-      </w:r>
-    </w:p>
-    <w:p>
-      <w:pPr>
-        <w:pStyle w:val="FirstParagraph"/>
-      </w:pPr>
-      <w:r>
-        <w:rPr>
-          <w:noProof/>
-        </w:rPr>
-        <w:lastRenderedPageBreak/>
-        <w:drawing>
-          <wp:inline distT="0" distB="0" distL="0" distR="0" wp14:anchorId="451FA820" wp14:editId="6A819CAE">
-            <wp:extent cx="5334000" cy="4267200"/>
-            <wp:effectExtent l="0" t="0" r="0" b="0"/>
-            <wp:docPr id="50" name="Picture"/>
-            <wp:cNvGraphicFramePr/>
-            <a:graphic xmlns:a="http://schemas.openxmlformats.org/drawingml/2006/main">
-              <a:graphicData uri="http://schemas.openxmlformats.org/drawingml/2006/picture">
-                <pic:pic xmlns:pic="http://schemas.openxmlformats.org/drawingml/2006/picture">
-                  <pic:nvPicPr>
-                    <pic:cNvPr id="51" name="Picture" descr="day2-2_dimensionality_reduction_files/figure-docx/unnamed-chunk-8-1.png"/>
-                    <pic:cNvPicPr>
-                      <a:picLocks noChangeAspect="1" noChangeArrowheads="1"/>
-                    </pic:cNvPicPr>
-                  </pic:nvPicPr>
-                  <pic:blipFill>
-                    <a:blip r:embed="rId19"/>
-                    <a:stretch>
-                      <a:fillRect/>
-                    </a:stretch>
-                  </pic:blipFill>
-                  <pic:spPr bwMode="auto">
-                    <a:xfrm>
-                      <a:off x="0" y="0"/>
-                      <a:ext cx="5334000" cy="4267200"/>
-                    </a:xfrm>
-                    <a:prstGeom prst="rect">
-                      <a:avLst/>
-                    </a:prstGeom>
-                    <a:noFill/>
-                    <a:ln w="9525">
-                      <a:noFill/>
-                      <a:headEnd/>
-                      <a:tailEnd/>
-                    </a:ln>
-                  </pic:spPr>
-                </pic:pic>
-              </a:graphicData>
-            </a:graphic>
-          </wp:inline>
-        </w:drawing>
-      </w:r>
-    </w:p>
-    <w:p>
-      <w:pPr>
-        <w:pStyle w:val="BodyText"/>
-      </w:pPr>
-      <w:r>
-        <w:t>The elbow plot ranks principle components based on the percentage of variance explained by each one. Where we observe an “elbow” or flattening curve, the majority of true signal is captured by this number of PCs, eg around 25 PCs for the seu dataset.</w:t>
-      </w:r>
-    </w:p>
-    <w:p>
-      <w:pPr>
-        <w:pStyle w:val="BodyText"/>
-      </w:pPr>
-      <w:r>
-        <w:t>Including too many PCs usually does not affect much the result, while including too few PCs can affect the results very much.</w:t>
-      </w:r>
-    </w:p>
-    <w:p>
-      <w:pPr>
-        <w:pStyle w:val="BodyText"/>
-      </w:pPr>
-      <w:r>
-        <w:rPr>
-          <w:b/>
-          <w:bCs/>
-        </w:rPr>
-        <w:t>UMAP:</w:t>
-      </w:r>
-      <w:r>
-        <w:t xml:space="preserve"> The goal of these algorithms is to learn the underlying manifold of the data in order to place similar cells together in low-dimensional space.</w:t>
-      </w:r>
-    </w:p>
-    <w:p>
-      <w:pPr>
-        <w:pStyle w:val="BodyText"/>
-      </w:pPr>
-      <w:r>
-        <w:t>Code starts here:</w:t>
-      </w:r>
-    </w:p>
-    <w:p>
-      <w:pPr>
-        <w:pStyle w:val="SourceCode"/>
-      </w:pPr>
-      <w:r>
-        <w:rPr>
-          <w:rStyle w:val="NormalTok"/>
-        </w:rPr>
-        <w:t xml:space="preserve">seu </w:t>
-      </w:r>
-      <w:r>
-        <w:rPr>
-          <w:rStyle w:val="OtherTok"/>
-        </w:rPr>
-        <w:t>&lt;-</w:t>
-      </w:r>
-      <w:r>
-        <w:rPr>
-          <w:rStyle w:val="NormalTok"/>
-        </w:rPr>
-        <w:t xml:space="preserve"> Seurat</w:t>
-      </w:r>
-      <w:r>
-        <w:rPr>
-          <w:rStyle w:val="SpecialCharTok"/>
-        </w:rPr>
-        <w:t>::</w:t>
-      </w:r>
-      <w:r>
-        <w:rPr>
-          <w:rStyle w:val="FunctionTok"/>
-        </w:rPr>
-        <w:t>RunUMAP</w:t>
-      </w:r>
-      <w:r>
-        <w:rPr>
-          <w:rStyle w:val="NormalTok"/>
-        </w:rPr>
-        <w:t xml:space="preserve">(seu, </w:t>
-      </w:r>
-      <w:r>
-        <w:rPr>
-          <w:rStyle w:val="AttributeTok"/>
-        </w:rPr>
-        <w:t>dims =</w:t>
-      </w:r>
-      <w:r>
-        <w:rPr>
-          <w:rStyle w:val="NormalTok"/>
-        </w:rPr>
-        <w:t xml:space="preserve"> </w:t>
-      </w:r>
-      <w:r>
-        <w:rPr>
-          <w:rStyle w:val="DecValTok"/>
-        </w:rPr>
-        <w:t>1</w:t>
-      </w:r>
-      <w:r>
-        <w:rPr>
-          <w:rStyle w:val="SpecialCharTok"/>
-        </w:rPr>
-        <w:t>:</w:t>
-      </w:r>
-      <w:r>
-        <w:rPr>
-          <w:rStyle w:val="DecValTok"/>
-        </w:rPr>
-        <w:t>25</w:t>
-      </w:r>
-      <w:r>
-        <w:rPr>
-          <w:rStyle w:val="NormalTok"/>
-        </w:rPr>
-        <w:t>)</w:t>
-      </w:r>
-    </w:p>
-    <w:p>
-      <w:pPr>
-        <w:pStyle w:val="FirstParagraph"/>
-      </w:pPr>
-      <w:r>
-        <w:t>To view the UMAP plot:</w:t>
-      </w:r>
-    </w:p>
-    <w:p>
-      <w:pPr>
-        <w:pStyle w:val="BodyText"/>
-      </w:pPr>
-      <w:r>
-        <w:t>Code starts here:</w:t>
-      </w:r>
-    </w:p>
-    <w:p>
-      <w:pPr>
-        <w:pStyle w:val="SourceCode"/>
-      </w:pPr>
-      <w:r>
-        <w:rPr>
-          <w:rStyle w:val="NormalTok"/>
-        </w:rPr>
-        <w:t>Seurat</w:t>
-      </w:r>
-      <w:r>
-        <w:rPr>
-          <w:rStyle w:val="SpecialCharTok"/>
-        </w:rPr>
-        <w:t>::</w:t>
-      </w:r>
-      <w:r>
-        <w:rPr>
-          <w:rStyle w:val="FunctionTok"/>
-        </w:rPr>
-        <w:t>DimPlot</w:t>
-      </w:r>
-      <w:r>
-        <w:rPr>
-          <w:rStyle w:val="NormalTok"/>
-        </w:rPr>
-        <w:t xml:space="preserve">(seu, </w:t>
-      </w:r>
-      <w:r>
-        <w:rPr>
-          <w:rStyle w:val="AttributeTok"/>
-        </w:rPr>
-        <w:t>reduction =</w:t>
-      </w:r>
-      <w:r>
-        <w:rPr>
-          <w:rStyle w:val="NormalTok"/>
-        </w:rPr>
-        <w:t xml:space="preserve"> </w:t>
-      </w:r>
-      <w:r>
-        <w:rPr>
-          <w:rStyle w:val="StringTok"/>
-        </w:rPr>
-        <w:t>"umap"</w:t>
-      </w:r>
-      <w:r>
-        <w:rPr>
-          <w:rStyle w:val="NormalTok"/>
-        </w:rPr>
-        <w:t>)</w:t>
-      </w:r>
-    </w:p>
-    <w:p>
-      <w:pPr>
-        <w:pStyle w:val="FirstParagraph"/>
-      </w:pPr>
-      <w:r>
-        <w:rPr>
-          <w:noProof/>
-        </w:rPr>
-        <w:lastRenderedPageBreak/>
-        <w:drawing>
-          <wp:inline distT="0" distB="0" distL="0" distR="0" wp14:anchorId="09649CE0" wp14:editId="73E2F2CC">
-            <wp:extent cx="5334000" cy="4267200"/>
-            <wp:effectExtent l="0" t="0" r="0" b="0"/>
-            <wp:docPr id="53" name="Picture"/>
-            <wp:cNvGraphicFramePr/>
-            <a:graphic xmlns:a="http://schemas.openxmlformats.org/drawingml/2006/main">
-              <a:graphicData uri="http://schemas.openxmlformats.org/drawingml/2006/picture">
-                <pic:pic xmlns:pic="http://schemas.openxmlformats.org/drawingml/2006/picture">
-                  <pic:nvPicPr>
-                    <pic:cNvPr id="54" name="Picture" descr="day2-2_dimensionality_reduction_files/figure-docx/unnamed-chunk-10-1.png"/>
-                    <pic:cNvPicPr>
-                      <a:picLocks noChangeAspect="1" noChangeArrowheads="1"/>
-                    </pic:cNvPicPr>
-                  </pic:nvPicPr>
-                  <pic:blipFill>
-                    <a:blip r:embed="rId20"/>
-                    <a:stretch>
-                      <a:fillRect/>
-                    </a:stretch>
-                  </pic:blipFill>
-                  <pic:spPr bwMode="auto">
-                    <a:xfrm>
-                      <a:off x="0" y="0"/>
-                      <a:ext cx="5334000" cy="4267200"/>
-                    </a:xfrm>
-                    <a:prstGeom prst="rect">
-                      <a:avLst/>
-                    </a:prstGeom>
-                    <a:noFill/>
-                    <a:ln w="9525">
-                      <a:noFill/>
-                      <a:headEnd/>
-                      <a:tailEnd/>
-                    </a:ln>
-                  </pic:spPr>
-                </pic:pic>
-              </a:graphicData>
-            </a:graphic>
-          </wp:inline>
-        </w:drawing>
-      </w:r>
-    </w:p>
     <w:tbl>
       <w:tblPr>
         <w:tblStyle w:val="Table"/>
@@ -1891,13 +1872,14 @@
           <w:left w:w="144" w:type="dxa"/>
           <w:right w:w="144" w:type="dxa"/>
         </w:tblCellMar>
-        <w:tblLook w:val="0000" w:firstRow="0" w:lastRow="0" w:firstColumn="0" w:lastColumn="0" w:noHBand="0" w:noVBand="0"/>
+        <w:tblLook w:val="0020" w:firstRow="1" w:lastRow="0" w:firstColumn="0" w:lastColumn="0" w:noHBand="0" w:noVBand="0"/>
       </w:tblPr>
       <w:tblGrid>
-        <w:gridCol w:w="9648"/>
+        <w:gridCol w:w="9325"/>
       </w:tblGrid>
       <w:tr>
         <w:trPr>
+          <w:cnfStyle w:val="100000000000" w:firstRow="1" w:lastRow="0" w:firstColumn="0" w:lastColumn="0" w:oddVBand="0" w:evenVBand="0" w:oddHBand="0" w:evenHBand="0" w:firstRowFirstColumn="0" w:firstRowLastColumn="0" w:lastRowFirstColumn="0" w:lastRowLastColumn="0"/>
           <w:cantSplit/>
         </w:trPr>
         <w:tc>
@@ -1915,52 +1897,6 @@
               <w:spacing w:before="0" w:after="0"/>
               <w:textAlignment w:val="center"/>
             </w:pPr>
-            <w:r>
-              <w:rPr>
-                <w:noProof/>
-              </w:rPr>
-              <w:drawing>
-                <wp:inline distT="0" distB="0" distL="0" distR="0" wp14:anchorId="64896981" wp14:editId="06A15B33">
-                  <wp:extent cx="152400" cy="152400"/>
-                  <wp:effectExtent l="0" t="0" r="0" b="0"/>
-                  <wp:docPr id="55" name="Picture"/>
-                  <wp:cNvGraphicFramePr/>
-                  <a:graphic xmlns:a="http://schemas.openxmlformats.org/drawingml/2006/main">
-                    <a:graphicData uri="http://schemas.openxmlformats.org/drawingml/2006/picture">
-                      <pic:pic xmlns:pic="http://schemas.openxmlformats.org/drawingml/2006/picture">
-                        <pic:nvPicPr>
-                          <pic:cNvPr id="56" name="Picture" descr="/Applications/RStudio.app/Contents/Resources/app/quarto/share/formats/docx/important.png"/>
-                          <pic:cNvPicPr>
-                            <a:picLocks noChangeAspect="1" noChangeArrowheads="1"/>
-                          </pic:cNvPicPr>
-                        </pic:nvPicPr>
-                        <pic:blipFill>
-                          <a:blip r:embed="rId15"/>
-                          <a:stretch>
-                            <a:fillRect/>
-                          </a:stretch>
-                        </pic:blipFill>
-                        <pic:spPr bwMode="auto">
-                          <a:xfrm>
-                            <a:off x="0" y="0"/>
-                            <a:ext cx="152400" cy="152400"/>
-                          </a:xfrm>
-                          <a:prstGeom prst="rect">
-                            <a:avLst/>
-                          </a:prstGeom>
-                          <a:noFill/>
-                          <a:ln w="9525">
-                            <a:noFill/>
-                            <a:headEnd/>
-                            <a:tailEnd/>
-                          </a:ln>
-                        </pic:spPr>
-                      </pic:pic>
-                    </a:graphicData>
-                  </a:graphic>
-                </wp:inline>
-              </w:drawing>
-            </w:r>
             <w:r>
               <w:t xml:space="preserve">  Exercise</w:t>
             </w:r>
@@ -2105,13 +2041,14 @@
           <w:left w:w="144" w:type="dxa"/>
           <w:right w:w="144" w:type="dxa"/>
         </w:tblCellMar>
-        <w:tblLook w:val="0000" w:firstRow="0" w:lastRow="0" w:firstColumn="0" w:lastColumn="0" w:noHBand="0" w:noVBand="0"/>
+        <w:tblLook w:val="0020" w:firstRow="1" w:lastRow="0" w:firstColumn="0" w:lastColumn="0" w:noHBand="0" w:noVBand="0"/>
       </w:tblPr>
       <w:tblGrid>
-        <w:gridCol w:w="9648"/>
+        <w:gridCol w:w="9325"/>
       </w:tblGrid>
       <w:tr>
         <w:trPr>
+          <w:cnfStyle w:val="100000000000" w:firstRow="1" w:lastRow="0" w:firstColumn="0" w:lastColumn="0" w:oddVBand="0" w:evenVBand="0" w:oddHBand="0" w:evenHBand="0" w:firstRowFirstColumn="0" w:firstRowLastColumn="0" w:lastRowFirstColumn="0" w:lastRowLastColumn="0"/>
           <w:cantSplit/>
         </w:trPr>
         <w:tc>
@@ -2129,52 +2066,6 @@
               <w:spacing w:before="0" w:after="0"/>
               <w:textAlignment w:val="center"/>
             </w:pPr>
-            <w:r>
-              <w:rPr>
-                <w:noProof/>
-              </w:rPr>
-              <w:drawing>
-                <wp:inline distT="0" distB="0" distL="0" distR="0" wp14:anchorId="77346520" wp14:editId="30188645">
-                  <wp:extent cx="152400" cy="152400"/>
-                  <wp:effectExtent l="0" t="0" r="0" b="0"/>
-                  <wp:docPr id="57" name="Picture"/>
-                  <wp:cNvGraphicFramePr/>
-                  <a:graphic xmlns:a="http://schemas.openxmlformats.org/drawingml/2006/main">
-                    <a:graphicData uri="http://schemas.openxmlformats.org/drawingml/2006/picture">
-                      <pic:pic xmlns:pic="http://schemas.openxmlformats.org/drawingml/2006/picture">
-                        <pic:nvPicPr>
-                          <pic:cNvPr id="58" name="Picture" descr="/Applications/RStudio.app/Contents/Resources/app/quarto/share/formats/docx/tip.png"/>
-                          <pic:cNvPicPr>
-                            <a:picLocks noChangeAspect="1" noChangeArrowheads="1"/>
-                          </pic:cNvPicPr>
-                        </pic:nvPicPr>
-                        <pic:blipFill>
-                          <a:blip r:embed="rId16"/>
-                          <a:stretch>
-                            <a:fillRect/>
-                          </a:stretch>
-                        </pic:blipFill>
-                        <pic:spPr bwMode="auto">
-                          <a:xfrm>
-                            <a:off x="0" y="0"/>
-                            <a:ext cx="152400" cy="152400"/>
-                          </a:xfrm>
-                          <a:prstGeom prst="rect">
-                            <a:avLst/>
-                          </a:prstGeom>
-                          <a:noFill/>
-                          <a:ln w="9525">
-                            <a:noFill/>
-                            <a:headEnd/>
-                            <a:tailEnd/>
-                          </a:ln>
-                        </pic:spPr>
-                      </pic:pic>
-                    </a:graphicData>
-                  </a:graphic>
-                </wp:inline>
-              </w:drawing>
-            </w:r>
             <w:r>
               <w:t xml:space="preserve">  Answer</w:t>
             </w:r>
@@ -2223,6 +2114,9 @@
           <w:p>
             <w:pPr>
               <w:pStyle w:val="SourceCode"/>
+              <w:rPr>
+                <w:rStyle w:val="NormalTok"/>
+              </w:rPr>
             </w:pPr>
             <w:r>
               <w:rPr>
@@ -2346,6 +2240,14 @@
                 <w:rStyle w:val="NormalTok"/>
               </w:rPr>
               <w:t>))</w:t>
+            </w:r>
+          </w:p>
+          <w:p>
+            <w:pPr>
+              <w:pStyle w:val="SourceCode"/>
+            </w:pPr>
+            <w:r>
+              <w:t>Code ends here</w:t>
             </w:r>
           </w:p>
           <w:p>
@@ -2357,16 +2259,499 @@
                 <w:noProof/>
               </w:rPr>
               <w:drawing>
-                <wp:inline distT="0" distB="0" distL="0" distR="0" wp14:anchorId="37E3D278" wp14:editId="3A0E116C">
+                <wp:inline distT="0" distB="0" distL="0" distR="0" wp14:anchorId="37E3D278" wp14:editId="79E7231C">
                   <wp:extent cx="5334000" cy="4267200"/>
                   <wp:effectExtent l="0" t="0" r="0" b="0"/>
-                  <wp:docPr id="60" name="Picture"/>
+                  <wp:docPr id="60" name="Picture" descr="UMAP plot from previous code"/>
                   <wp:cNvGraphicFramePr/>
                   <a:graphic xmlns:a="http://schemas.openxmlformats.org/drawingml/2006/main">
                     <a:graphicData uri="http://schemas.openxmlformats.org/drawingml/2006/picture">
                       <pic:pic xmlns:pic="http://schemas.openxmlformats.org/drawingml/2006/picture">
                         <pic:nvPicPr>
-                          <pic:cNvPr id="61" name="Picture" descr="day2-2_dimensionality_reduction_files/figure-docx/unnamed-chunk-11-1.png"/>
+                          <pic:cNvPr id="60" name="Picture" descr="UMAP plot from previous code"/>
+                          <pic:cNvPicPr>
+                            <a:picLocks noChangeAspect="1" noChangeArrowheads="1"/>
+                          </pic:cNvPicPr>
+                        </pic:nvPicPr>
+                        <pic:blipFill>
+                          <a:blip r:embed="rId19"/>
+                          <a:stretch>
+                            <a:fillRect/>
+                          </a:stretch>
+                        </pic:blipFill>
+                        <pic:spPr bwMode="auto">
+                          <a:xfrm>
+                            <a:off x="0" y="0"/>
+                            <a:ext cx="5334000" cy="4267200"/>
+                          </a:xfrm>
+                          <a:prstGeom prst="rect">
+                            <a:avLst/>
+                          </a:prstGeom>
+                          <a:noFill/>
+                          <a:ln w="9525">
+                            <a:noFill/>
+                            <a:headEnd/>
+                            <a:tailEnd/>
+                          </a:ln>
+                        </pic:spPr>
+                      </pic:pic>
+                    </a:graphicData>
+                  </a:graphic>
+                </wp:inline>
+              </w:drawing>
+            </w:r>
+          </w:p>
+          <w:p>
+            <w:pPr>
+              <w:pStyle w:val="BodyText"/>
+            </w:pPr>
+            <w:r>
+              <w:t>The erythrocytes are probably in the cluster with a higher percentage of globin expression.</w:t>
+            </w:r>
+          </w:p>
+          <w:p>
+            <w:pPr>
+              <w:pStyle w:val="BodyText"/>
+              <w:rPr>
+                <w:b/>
+                <w:bCs/>
+              </w:rPr>
+            </w:pPr>
+            <w:r>
+              <w:rPr>
+                <w:b/>
+                <w:bCs/>
+              </w:rPr>
+              <w:t>Answer B</w:t>
+            </w:r>
+          </w:p>
+          <w:p>
+            <w:pPr>
+              <w:pStyle w:val="BodyText"/>
+            </w:pPr>
+            <w:r>
+              <w:t>Code starts here:</w:t>
+            </w:r>
+          </w:p>
+          <w:p>
+            <w:pPr>
+              <w:pStyle w:val="SourceCode"/>
+            </w:pPr>
+            <w:r>
+              <w:rPr>
+                <w:rStyle w:val="NormalTok"/>
+              </w:rPr>
+              <w:t xml:space="preserve">seu </w:t>
+            </w:r>
+            <w:r>
+              <w:rPr>
+                <w:rStyle w:val="OtherTok"/>
+              </w:rPr>
+              <w:t>&lt;-</w:t>
+            </w:r>
+            <w:r>
+              <w:rPr>
+                <w:rStyle w:val="NormalTok"/>
+              </w:rPr>
+              <w:t xml:space="preserve"> Seurat</w:t>
+            </w:r>
+            <w:r>
+              <w:rPr>
+                <w:rStyle w:val="SpecialCharTok"/>
+              </w:rPr>
+              <w:t>::</w:t>
+            </w:r>
+            <w:r>
+              <w:rPr>
+                <w:rStyle w:val="FunctionTok"/>
+              </w:rPr>
+              <w:t>RunUMAP</w:t>
+            </w:r>
+            <w:r>
+              <w:rPr>
+                <w:rStyle w:val="NormalTok"/>
+              </w:rPr>
+              <w:t xml:space="preserve">(seu, </w:t>
+            </w:r>
+            <w:r>
+              <w:rPr>
+                <w:rStyle w:val="AttributeTok"/>
+              </w:rPr>
+              <w:t>dims =</w:t>
+            </w:r>
+            <w:r>
+              <w:rPr>
+                <w:rStyle w:val="NormalTok"/>
+              </w:rPr>
+              <w:t xml:space="preserve"> </w:t>
+            </w:r>
+            <w:r>
+              <w:rPr>
+                <w:rStyle w:val="DecValTok"/>
+              </w:rPr>
+              <w:t>1</w:t>
+            </w:r>
+            <w:r>
+              <w:rPr>
+                <w:rStyle w:val="SpecialCharTok"/>
+              </w:rPr>
+              <w:t>:</w:t>
+            </w:r>
+            <w:r>
+              <w:rPr>
+                <w:rStyle w:val="DecValTok"/>
+              </w:rPr>
+              <w:t>25</w:t>
+            </w:r>
+            <w:r>
+              <w:rPr>
+                <w:rStyle w:val="NormalTok"/>
+              </w:rPr>
+              <w:t xml:space="preserve">, </w:t>
+            </w:r>
+            <w:r>
+              <w:rPr>
+                <w:rStyle w:val="AttributeTok"/>
+              </w:rPr>
+              <w:t>n.neighbors =</w:t>
+            </w:r>
+            <w:r>
+              <w:rPr>
+                <w:rStyle w:val="NormalTok"/>
+              </w:rPr>
+              <w:t xml:space="preserve"> </w:t>
+            </w:r>
+            <w:r>
+              <w:rPr>
+                <w:rStyle w:val="DecValTok"/>
+              </w:rPr>
+              <w:t>5</w:t>
+            </w:r>
+            <w:r>
+              <w:rPr>
+                <w:rStyle w:val="NormalTok"/>
+              </w:rPr>
+              <w:t>)</w:t>
+            </w:r>
+          </w:p>
+          <w:p>
+            <w:pPr>
+              <w:pStyle w:val="SourceCode"/>
+              <w:rPr>
+                <w:rStyle w:val="NormalTok"/>
+              </w:rPr>
+            </w:pPr>
+            <w:r>
+              <w:rPr>
+                <w:rStyle w:val="NormalTok"/>
+              </w:rPr>
+              <w:t>Seurat</w:t>
+            </w:r>
+            <w:r>
+              <w:rPr>
+                <w:rStyle w:val="SpecialCharTok"/>
+              </w:rPr>
+              <w:t>::</w:t>
+            </w:r>
+            <w:r>
+              <w:rPr>
+                <w:rStyle w:val="FunctionTok"/>
+              </w:rPr>
+              <w:t>DimPlot</w:t>
+            </w:r>
+            <w:r>
+              <w:rPr>
+                <w:rStyle w:val="NormalTok"/>
+              </w:rPr>
+              <w:t xml:space="preserve">(seu, </w:t>
+            </w:r>
+            <w:r>
+              <w:rPr>
+                <w:rStyle w:val="AttributeTok"/>
+              </w:rPr>
+              <w:t>reduction =</w:t>
+            </w:r>
+            <w:r>
+              <w:rPr>
+                <w:rStyle w:val="NormalTok"/>
+              </w:rPr>
+              <w:t xml:space="preserve"> </w:t>
+            </w:r>
+            <w:r>
+              <w:rPr>
+                <w:rStyle w:val="StringTok"/>
+              </w:rPr>
+              <w:t>"umap"</w:t>
+            </w:r>
+            <w:r>
+              <w:rPr>
+                <w:rStyle w:val="NormalTok"/>
+              </w:rPr>
+              <w:t>)</w:t>
+            </w:r>
+          </w:p>
+          <w:p>
+            <w:pPr>
+              <w:pStyle w:val="SourceCode"/>
+            </w:pPr>
+            <w:r>
+              <w:t>Code ends here</w:t>
+            </w:r>
+          </w:p>
+          <w:p>
+            <w:pPr>
+              <w:pStyle w:val="FirstParagraph"/>
+            </w:pPr>
+            <w:r>
+              <w:rPr>
+                <w:noProof/>
+              </w:rPr>
+              <w:lastRenderedPageBreak/>
+              <w:drawing>
+                <wp:inline distT="0" distB="0" distL="0" distR="0" wp14:anchorId="48BF2F2E" wp14:editId="630FD808">
+                  <wp:extent cx="5334000" cy="4267200"/>
+                  <wp:effectExtent l="0" t="0" r="0" b="0"/>
+                  <wp:docPr id="63" name="Picture" descr="UMAP plot from previous code"/>
+                  <wp:cNvGraphicFramePr/>
+                  <a:graphic xmlns:a="http://schemas.openxmlformats.org/drawingml/2006/main">
+                    <a:graphicData uri="http://schemas.openxmlformats.org/drawingml/2006/picture">
+                      <pic:pic xmlns:pic="http://schemas.openxmlformats.org/drawingml/2006/picture">
+                        <pic:nvPicPr>
+                          <pic:cNvPr id="63" name="Picture" descr="UMAP plot from previous code"/>
+                          <pic:cNvPicPr>
+                            <a:picLocks noChangeAspect="1" noChangeArrowheads="1"/>
+                          </pic:cNvPicPr>
+                        </pic:nvPicPr>
+                        <pic:blipFill>
+                          <a:blip r:embed="rId20"/>
+                          <a:stretch>
+                            <a:fillRect/>
+                          </a:stretch>
+                        </pic:blipFill>
+                        <pic:spPr bwMode="auto">
+                          <a:xfrm>
+                            <a:off x="0" y="0"/>
+                            <a:ext cx="5334000" cy="4267200"/>
+                          </a:xfrm>
+                          <a:prstGeom prst="rect">
+                            <a:avLst/>
+                          </a:prstGeom>
+                          <a:noFill/>
+                          <a:ln w="9525">
+                            <a:noFill/>
+                            <a:headEnd/>
+                            <a:tailEnd/>
+                          </a:ln>
+                        </pic:spPr>
+                      </pic:pic>
+                    </a:graphicData>
+                  </a:graphic>
+                </wp:inline>
+              </w:drawing>
+            </w:r>
+          </w:p>
+          <w:p>
+            <w:pPr>
+              <w:pStyle w:val="BodyText"/>
+            </w:pPr>
+            <w:r>
+              <w:t>The default number of neighbours is 30. It can be of interest to change the number of neighbors if one has subset the data (for instance in the situation where you would only consider the t-cells in your data set), then maybe the number of neighbors in a cluster would anyway be most of the time lower than 30 then 30 is too much. In the other extreme where your dataset is extremely big an increase in the number of neighbors can be considered.</w:t>
+            </w:r>
+          </w:p>
+          <w:p>
+            <w:pPr>
+              <w:pStyle w:val="BodyText"/>
+              <w:rPr>
+                <w:b/>
+                <w:bCs/>
+              </w:rPr>
+            </w:pPr>
+            <w:r>
+              <w:rPr>
+                <w:b/>
+                <w:bCs/>
+              </w:rPr>
+              <w:t>Answer C</w:t>
+            </w:r>
+          </w:p>
+          <w:p>
+            <w:pPr>
+              <w:pStyle w:val="BodyText"/>
+            </w:pPr>
+            <w:r>
+              <w:t xml:space="preserve">Code </w:t>
+            </w:r>
+            <w:r>
+              <w:t>start</w:t>
+            </w:r>
+            <w:r>
+              <w:t>s here</w:t>
+            </w:r>
+            <w:r>
+              <w:t>:</w:t>
+            </w:r>
+          </w:p>
+          <w:p>
+            <w:pPr>
+              <w:pStyle w:val="SourceCode"/>
+            </w:pPr>
+            <w:r>
+              <w:rPr>
+                <w:rStyle w:val="NormalTok"/>
+              </w:rPr>
+              <w:t xml:space="preserve">seu </w:t>
+            </w:r>
+            <w:r>
+              <w:rPr>
+                <w:rStyle w:val="OtherTok"/>
+              </w:rPr>
+              <w:t>&lt;-</w:t>
+            </w:r>
+            <w:r>
+              <w:rPr>
+                <w:rStyle w:val="NormalTok"/>
+              </w:rPr>
+              <w:t xml:space="preserve"> Seurat</w:t>
+            </w:r>
+            <w:r>
+              <w:rPr>
+                <w:rStyle w:val="SpecialCharTok"/>
+              </w:rPr>
+              <w:t>::</w:t>
+            </w:r>
+            <w:r>
+              <w:rPr>
+                <w:rStyle w:val="FunctionTok"/>
+              </w:rPr>
+              <w:t>RunUMAP</w:t>
+            </w:r>
+            <w:r>
+              <w:rPr>
+                <w:rStyle w:val="NormalTok"/>
+              </w:rPr>
+              <w:t xml:space="preserve">(seu, </w:t>
+            </w:r>
+            <w:r>
+              <w:rPr>
+                <w:rStyle w:val="AttributeTok"/>
+              </w:rPr>
+              <w:t>dims =</w:t>
+            </w:r>
+            <w:r>
+              <w:rPr>
+                <w:rStyle w:val="NormalTok"/>
+              </w:rPr>
+              <w:t xml:space="preserve"> </w:t>
+            </w:r>
+            <w:r>
+              <w:rPr>
+                <w:rStyle w:val="DecValTok"/>
+              </w:rPr>
+              <w:t>1</w:t>
+            </w:r>
+            <w:r>
+              <w:rPr>
+                <w:rStyle w:val="SpecialCharTok"/>
+              </w:rPr>
+              <w:t>:</w:t>
+            </w:r>
+            <w:r>
+              <w:rPr>
+                <w:rStyle w:val="DecValTok"/>
+              </w:rPr>
+              <w:t>5</w:t>
+            </w:r>
+            <w:r>
+              <w:rPr>
+                <w:rStyle w:val="NormalTok"/>
+              </w:rPr>
+              <w:t>)</w:t>
+            </w:r>
+          </w:p>
+          <w:p>
+            <w:pPr>
+              <w:pStyle w:val="SourceCode"/>
+              <w:rPr>
+                <w:rStyle w:val="NormalTok"/>
+              </w:rPr>
+            </w:pPr>
+            <w:r>
+              <w:rPr>
+                <w:rStyle w:val="NormalTok"/>
+              </w:rPr>
+              <w:t>Seurat</w:t>
+            </w:r>
+            <w:r>
+              <w:rPr>
+                <w:rStyle w:val="SpecialCharTok"/>
+              </w:rPr>
+              <w:t>::</w:t>
+            </w:r>
+            <w:r>
+              <w:rPr>
+                <w:rStyle w:val="FunctionTok"/>
+              </w:rPr>
+              <w:t>DimPlot</w:t>
+            </w:r>
+            <w:r>
+              <w:rPr>
+                <w:rStyle w:val="NormalTok"/>
+              </w:rPr>
+              <w:t xml:space="preserve">(seu, </w:t>
+            </w:r>
+            <w:r>
+              <w:rPr>
+                <w:rStyle w:val="AttributeTok"/>
+              </w:rPr>
+              <w:t>reduction =</w:t>
+            </w:r>
+            <w:r>
+              <w:rPr>
+                <w:rStyle w:val="NormalTok"/>
+              </w:rPr>
+              <w:t xml:space="preserve"> </w:t>
+            </w:r>
+            <w:r>
+              <w:rPr>
+                <w:rStyle w:val="StringTok"/>
+              </w:rPr>
+              <w:t>"umap"</w:t>
+            </w:r>
+            <w:r>
+              <w:rPr>
+                <w:rStyle w:val="NormalTok"/>
+              </w:rPr>
+              <w:t>)</w:t>
+            </w:r>
+          </w:p>
+          <w:p>
+            <w:pPr>
+              <w:pStyle w:val="SourceCode"/>
+            </w:pPr>
+            <w:r>
+              <w:t>Code ends here</w:t>
+            </w:r>
+          </w:p>
+          <w:p>
+            <w:pPr>
+              <w:pStyle w:val="FirstParagraph"/>
+            </w:pPr>
+            <w:r>
+              <w:rPr>
+                <w:noProof/>
+              </w:rPr>
+              <w:lastRenderedPageBreak/>
+              <w:drawing>
+                <wp:inline distT="0" distB="0" distL="0" distR="0" wp14:anchorId="34C0FADA" wp14:editId="27E0F153">
+                  <wp:extent cx="5334000" cy="4267200"/>
+                  <wp:effectExtent l="0" t="0" r="0" b="0"/>
+                  <wp:docPr id="66" name="Picture" descr="UMAP p;ot from previous code"/>
+                  <wp:cNvGraphicFramePr/>
+                  <a:graphic xmlns:a="http://schemas.openxmlformats.org/drawingml/2006/main">
+                    <a:graphicData uri="http://schemas.openxmlformats.org/drawingml/2006/picture">
+                      <pic:pic xmlns:pic="http://schemas.openxmlformats.org/drawingml/2006/picture">
+                        <pic:nvPicPr>
+                          <pic:cNvPr id="66" name="Picture" descr="UMAP p;ot from previous code"/>
                           <pic:cNvPicPr>
                             <a:picLocks noChangeAspect="1" noChangeArrowheads="1"/>
                           </pic:cNvPicPr>
@@ -2401,34 +2786,173 @@
           </w:p>
           <w:p>
             <w:pPr>
-              <w:pStyle w:val="BodyText"/>
+              <w:pStyle w:val="SourceCode"/>
+              <w:rPr>
+                <w:rStyle w:val="NormalTok"/>
+                <w:lang w:val="de-CH"/>
+              </w:rPr>
             </w:pPr>
             <w:r>
-              <w:t>The erythrocytes are probably in the cluster with a higher percentage of globin expression.</w:t>
+              <w:rPr>
+                <w:rStyle w:val="NormalTok"/>
+                <w:lang w:val="de-CH"/>
+              </w:rPr>
+              <w:t xml:space="preserve">Code starts </w:t>
+            </w:r>
+            <w:r>
+              <w:rPr>
+                <w:rStyle w:val="NormalTok"/>
+                <w:lang w:val="de-CH"/>
+              </w:rPr>
+              <w:t>here</w:t>
             </w:r>
           </w:p>
           <w:p>
             <w:pPr>
-              <w:pStyle w:val="BodyText"/>
-              <w:rPr>
-                <w:b/>
-                <w:bCs/>
+              <w:pStyle w:val="SourceCode"/>
+              <w:rPr>
+                <w:lang w:val="de-CH"/>
               </w:rPr>
             </w:pPr>
             <w:r>
               <w:rPr>
-                <w:b/>
-                <w:bCs/>
-              </w:rPr>
-              <w:t>Answer B</w:t>
+                <w:rStyle w:val="NormalTok"/>
+                <w:lang w:val="de-CH"/>
+              </w:rPr>
+              <w:t xml:space="preserve">seu </w:t>
+            </w:r>
+            <w:r>
+              <w:rPr>
+                <w:rStyle w:val="OtherTok"/>
+                <w:lang w:val="de-CH"/>
+              </w:rPr>
+              <w:t>&lt;-</w:t>
+            </w:r>
+            <w:r>
+              <w:rPr>
+                <w:rStyle w:val="NormalTok"/>
+                <w:lang w:val="de-CH"/>
+              </w:rPr>
+              <w:t xml:space="preserve"> Seurat</w:t>
+            </w:r>
+            <w:r>
+              <w:rPr>
+                <w:rStyle w:val="SpecialCharTok"/>
+                <w:lang w:val="de-CH"/>
+              </w:rPr>
+              <w:t>::</w:t>
+            </w:r>
+            <w:r>
+              <w:rPr>
+                <w:rStyle w:val="FunctionTok"/>
+                <w:lang w:val="de-CH"/>
+              </w:rPr>
+              <w:t>RunUMAP</w:t>
+            </w:r>
+            <w:r>
+              <w:rPr>
+                <w:rStyle w:val="NormalTok"/>
+                <w:lang w:val="de-CH"/>
+              </w:rPr>
+              <w:t xml:space="preserve">(seu, </w:t>
+            </w:r>
+            <w:r>
+              <w:rPr>
+                <w:rStyle w:val="AttributeTok"/>
+                <w:lang w:val="de-CH"/>
+              </w:rPr>
+              <w:t>dims =</w:t>
+            </w:r>
+            <w:r>
+              <w:rPr>
+                <w:rStyle w:val="NormalTok"/>
+                <w:lang w:val="de-CH"/>
+              </w:rPr>
+              <w:t xml:space="preserve"> </w:t>
+            </w:r>
+            <w:r>
+              <w:rPr>
+                <w:rStyle w:val="DecValTok"/>
+                <w:lang w:val="de-CH"/>
+              </w:rPr>
+              <w:t>1</w:t>
+            </w:r>
+            <w:r>
+              <w:rPr>
+                <w:rStyle w:val="SpecialCharTok"/>
+                <w:lang w:val="de-CH"/>
+              </w:rPr>
+              <w:t>:</w:t>
+            </w:r>
+            <w:r>
+              <w:rPr>
+                <w:rStyle w:val="DecValTok"/>
+                <w:lang w:val="de-CH"/>
+              </w:rPr>
+              <w:t>50</w:t>
+            </w:r>
+            <w:r>
+              <w:rPr>
+                <w:rStyle w:val="NormalTok"/>
+                <w:lang w:val="de-CH"/>
+              </w:rPr>
+              <w:t xml:space="preserve">) </w:t>
             </w:r>
           </w:p>
           <w:p>
             <w:pPr>
-              <w:pStyle w:val="BodyText"/>
+              <w:pStyle w:val="SourceCode"/>
+              <w:rPr>
+                <w:rStyle w:val="NormalTok"/>
+              </w:rPr>
             </w:pPr>
             <w:r>
-              <w:t>Code starts here:</w:t>
+              <w:rPr>
+                <w:rStyle w:val="NormalTok"/>
+              </w:rPr>
+              <w:t>Seurat</w:t>
+            </w:r>
+            <w:r>
+              <w:rPr>
+                <w:rStyle w:val="SpecialCharTok"/>
+              </w:rPr>
+              <w:t>::</w:t>
+            </w:r>
+            <w:r>
+              <w:rPr>
+                <w:rStyle w:val="FunctionTok"/>
+              </w:rPr>
+              <w:t>DimPlot</w:t>
+            </w:r>
+            <w:r>
+              <w:rPr>
+                <w:rStyle w:val="NormalTok"/>
+              </w:rPr>
+              <w:t xml:space="preserve">(seu, </w:t>
+            </w:r>
+            <w:r>
+              <w:rPr>
+                <w:rStyle w:val="AttributeTok"/>
+              </w:rPr>
+              <w:t>reduction =</w:t>
+            </w:r>
+            <w:r>
+              <w:rPr>
+                <w:rStyle w:val="NormalTok"/>
+              </w:rPr>
+              <w:t xml:space="preserve"> </w:t>
+            </w:r>
+            <w:r>
+              <w:rPr>
+                <w:rStyle w:val="StringTok"/>
+              </w:rPr>
+              <w:t>"umap"</w:t>
+            </w:r>
+            <w:r>
+              <w:rPr>
+                <w:rStyle w:val="NormalTok"/>
+              </w:rPr>
+              <w:t>)</w:t>
             </w:r>
           </w:p>
           <w:p>
@@ -2436,153 +2960,7 @@
               <w:pStyle w:val="SourceCode"/>
             </w:pPr>
             <w:r>
-              <w:rPr>
-                <w:rStyle w:val="NormalTok"/>
-              </w:rPr>
-              <w:t xml:space="preserve">seu </w:t>
-            </w:r>
-            <w:r>
-              <w:rPr>
-                <w:rStyle w:val="OtherTok"/>
-              </w:rPr>
-              <w:t>&lt;-</w:t>
-            </w:r>
-            <w:r>
-              <w:rPr>
-                <w:rStyle w:val="NormalTok"/>
-              </w:rPr>
-              <w:t xml:space="preserve"> Seurat</w:t>
-            </w:r>
-            <w:r>
-              <w:rPr>
-                <w:rStyle w:val="SpecialCharTok"/>
-              </w:rPr>
-              <w:t>::</w:t>
-            </w:r>
-            <w:r>
-              <w:rPr>
-                <w:rStyle w:val="FunctionTok"/>
-              </w:rPr>
-              <w:t>RunUMAP</w:t>
-            </w:r>
-            <w:r>
-              <w:rPr>
-                <w:rStyle w:val="NormalTok"/>
-              </w:rPr>
-              <w:t xml:space="preserve">(seu, </w:t>
-            </w:r>
-            <w:r>
-              <w:rPr>
-                <w:rStyle w:val="AttributeTok"/>
-              </w:rPr>
-              <w:t>dims =</w:t>
-            </w:r>
-            <w:r>
-              <w:rPr>
-                <w:rStyle w:val="NormalTok"/>
-              </w:rPr>
-              <w:t xml:space="preserve"> </w:t>
-            </w:r>
-            <w:r>
-              <w:rPr>
-                <w:rStyle w:val="DecValTok"/>
-              </w:rPr>
-              <w:t>1</w:t>
-            </w:r>
-            <w:r>
-              <w:rPr>
-                <w:rStyle w:val="SpecialCharTok"/>
-              </w:rPr>
-              <w:t>:</w:t>
-            </w:r>
-            <w:r>
-              <w:rPr>
-                <w:rStyle w:val="DecValTok"/>
-              </w:rPr>
-              <w:t>25</w:t>
-            </w:r>
-            <w:r>
-              <w:rPr>
-                <w:rStyle w:val="NormalTok"/>
-              </w:rPr>
-              <w:t xml:space="preserve">, </w:t>
-            </w:r>
-            <w:r>
-              <w:rPr>
-                <w:rStyle w:val="AttributeTok"/>
-              </w:rPr>
-              <w:t>n.neighbors =</w:t>
-            </w:r>
-            <w:r>
-              <w:rPr>
-                <w:rStyle w:val="NormalTok"/>
-              </w:rPr>
-              <w:t xml:space="preserve"> </w:t>
-            </w:r>
-            <w:r>
-              <w:rPr>
-                <w:rStyle w:val="DecValTok"/>
-              </w:rPr>
-              <w:t>5</w:t>
-            </w:r>
-            <w:r>
-              <w:rPr>
-                <w:rStyle w:val="NormalTok"/>
-              </w:rPr>
-              <w:t>)</w:t>
-            </w:r>
-          </w:p>
-          <w:p>
-            <w:pPr>
-              <w:pStyle w:val="SourceCode"/>
-            </w:pPr>
-            <w:r>
-              <w:rPr>
-                <w:rStyle w:val="NormalTok"/>
-              </w:rPr>
-              <w:t>Seurat</w:t>
-            </w:r>
-            <w:r>
-              <w:rPr>
-                <w:rStyle w:val="SpecialCharTok"/>
-              </w:rPr>
-              <w:t>::</w:t>
-            </w:r>
-            <w:r>
-              <w:rPr>
-                <w:rStyle w:val="FunctionTok"/>
-              </w:rPr>
-              <w:t>DimPlot</w:t>
-            </w:r>
-            <w:r>
-              <w:rPr>
-                <w:rStyle w:val="NormalTok"/>
-              </w:rPr>
-              <w:t xml:space="preserve">(seu, </w:t>
-            </w:r>
-            <w:r>
-              <w:rPr>
-                <w:rStyle w:val="AttributeTok"/>
-              </w:rPr>
-              <w:t>reduction =</w:t>
-            </w:r>
-            <w:r>
-              <w:rPr>
-                <w:rStyle w:val="NormalTok"/>
-              </w:rPr>
-              <w:t xml:space="preserve"> </w:t>
-            </w:r>
-            <w:r>
-              <w:rPr>
-                <w:rStyle w:val="StringTok"/>
-              </w:rPr>
-              <w:t>"umap"</w:t>
-            </w:r>
-            <w:r>
-              <w:rPr>
-                <w:rStyle w:val="NormalTok"/>
-              </w:rPr>
-              <w:t>)</w:t>
+              <w:t>Code ends here</w:t>
             </w:r>
           </w:p>
           <w:p>
@@ -2593,17 +2971,18 @@
               <w:rPr>
                 <w:noProof/>
               </w:rPr>
+              <w:lastRenderedPageBreak/>
               <w:drawing>
-                <wp:inline distT="0" distB="0" distL="0" distR="0" wp14:anchorId="48BF2F2E" wp14:editId="6981D478">
+                <wp:inline distT="0" distB="0" distL="0" distR="0" wp14:anchorId="2543B344" wp14:editId="1E64F496">
                   <wp:extent cx="5334000" cy="4267200"/>
                   <wp:effectExtent l="0" t="0" r="0" b="0"/>
-                  <wp:docPr id="63" name="Picture"/>
+                  <wp:docPr id="69" name="Picture" descr="UMAP plot from previous code"/>
                   <wp:cNvGraphicFramePr/>
                   <a:graphic xmlns:a="http://schemas.openxmlformats.org/drawingml/2006/main">
                     <a:graphicData uri="http://schemas.openxmlformats.org/drawingml/2006/picture">
                       <pic:pic xmlns:pic="http://schemas.openxmlformats.org/drawingml/2006/picture">
                         <pic:nvPicPr>
-                          <pic:cNvPr id="64" name="Picture" descr="day2-2_dimensionality_reduction_files/figure-docx/unnamed-chunk-13-1.png"/>
+                          <pic:cNvPr id="69" name="Picture" descr="UMAP plot from previous code"/>
                           <pic:cNvPicPr>
                             <a:picLocks noChangeAspect="1" noChangeArrowheads="1"/>
                           </pic:cNvPicPr>
@@ -2639,388 +3018,6 @@
           <w:p>
             <w:pPr>
               <w:pStyle w:val="BodyText"/>
-            </w:pPr>
-            <w:r>
-              <w:t>The default number of neighbours is 30. It can be of interest to change the number of neighbors if one has subset the data (for instance in the situation where you would only consider the t-cells in your data set), then maybe the number of neighbors in a cluster would anyway be most of the time lower than 30 then 30 is too much. In the other extreme where your dataset is extremely big an increase in the number of neighbors can be considered.</w:t>
-            </w:r>
-          </w:p>
-          <w:p>
-            <w:pPr>
-              <w:pStyle w:val="BodyText"/>
-            </w:pPr>
-            <w:r>
-              <w:rPr>
-                <w:b/>
-                <w:bCs/>
-              </w:rPr>
-              <w:t>Answer C</w:t>
-            </w:r>
-          </w:p>
-          <w:p>
-            <w:pPr>
-              <w:pStyle w:val="SourceCode"/>
-            </w:pPr>
-            <w:r>
-              <w:rPr>
-                <w:rStyle w:val="NormalTok"/>
-              </w:rPr>
-              <w:t xml:space="preserve">seu </w:t>
-            </w:r>
-            <w:r>
-              <w:rPr>
-                <w:rStyle w:val="OtherTok"/>
-              </w:rPr>
-              <w:t>&lt;-</w:t>
-            </w:r>
-            <w:r>
-              <w:rPr>
-                <w:rStyle w:val="NormalTok"/>
-              </w:rPr>
-              <w:t xml:space="preserve"> Seurat</w:t>
-            </w:r>
-            <w:r>
-              <w:rPr>
-                <w:rStyle w:val="SpecialCharTok"/>
-              </w:rPr>
-              <w:t>::</w:t>
-            </w:r>
-            <w:r>
-              <w:rPr>
-                <w:rStyle w:val="FunctionTok"/>
-              </w:rPr>
-              <w:t>RunUMAP</w:t>
-            </w:r>
-            <w:r>
-              <w:rPr>
-                <w:rStyle w:val="NormalTok"/>
-              </w:rPr>
-              <w:t xml:space="preserve">(seu, </w:t>
-            </w:r>
-            <w:r>
-              <w:rPr>
-                <w:rStyle w:val="AttributeTok"/>
-              </w:rPr>
-              <w:t>dims =</w:t>
-            </w:r>
-            <w:r>
-              <w:rPr>
-                <w:rStyle w:val="NormalTok"/>
-              </w:rPr>
-              <w:t xml:space="preserve"> </w:t>
-            </w:r>
-            <w:r>
-              <w:rPr>
-                <w:rStyle w:val="DecValTok"/>
-              </w:rPr>
-              <w:t>1</w:t>
-            </w:r>
-            <w:r>
-              <w:rPr>
-                <w:rStyle w:val="SpecialCharTok"/>
-              </w:rPr>
-              <w:t>:</w:t>
-            </w:r>
-            <w:r>
-              <w:rPr>
-                <w:rStyle w:val="DecValTok"/>
-              </w:rPr>
-              <w:t>5</w:t>
-            </w:r>
-            <w:r>
-              <w:rPr>
-                <w:rStyle w:val="NormalTok"/>
-              </w:rPr>
-              <w:t>)</w:t>
-            </w:r>
-          </w:p>
-          <w:p>
-            <w:pPr>
-              <w:pStyle w:val="SourceCode"/>
-            </w:pPr>
-            <w:r>
-              <w:rPr>
-                <w:rStyle w:val="NormalTok"/>
-              </w:rPr>
-              <w:t>Seurat</w:t>
-            </w:r>
-            <w:r>
-              <w:rPr>
-                <w:rStyle w:val="SpecialCharTok"/>
-              </w:rPr>
-              <w:t>::</w:t>
-            </w:r>
-            <w:r>
-              <w:rPr>
-                <w:rStyle w:val="FunctionTok"/>
-              </w:rPr>
-              <w:t>DimPlot</w:t>
-            </w:r>
-            <w:r>
-              <w:rPr>
-                <w:rStyle w:val="NormalTok"/>
-              </w:rPr>
-              <w:t xml:space="preserve">(seu, </w:t>
-            </w:r>
-            <w:r>
-              <w:rPr>
-                <w:rStyle w:val="AttributeTok"/>
-              </w:rPr>
-              <w:t>reduction =</w:t>
-            </w:r>
-            <w:r>
-              <w:rPr>
-                <w:rStyle w:val="NormalTok"/>
-              </w:rPr>
-              <w:t xml:space="preserve"> </w:t>
-            </w:r>
-            <w:r>
-              <w:rPr>
-                <w:rStyle w:val="StringTok"/>
-              </w:rPr>
-              <w:t>"umap"</w:t>
-            </w:r>
-            <w:r>
-              <w:rPr>
-                <w:rStyle w:val="NormalTok"/>
-              </w:rPr>
-              <w:t>)</w:t>
-            </w:r>
-          </w:p>
-          <w:p>
-            <w:pPr>
-              <w:pStyle w:val="FirstParagraph"/>
-            </w:pPr>
-            <w:r>
-              <w:rPr>
-                <w:noProof/>
-              </w:rPr>
-              <w:drawing>
-                <wp:inline distT="0" distB="0" distL="0" distR="0" wp14:anchorId="34C0FADA" wp14:editId="6A644F51">
-                  <wp:extent cx="5334000" cy="4267200"/>
-                  <wp:effectExtent l="0" t="0" r="0" b="0"/>
-                  <wp:docPr id="66" name="Picture"/>
-                  <wp:cNvGraphicFramePr/>
-                  <a:graphic xmlns:a="http://schemas.openxmlformats.org/drawingml/2006/main">
-                    <a:graphicData uri="http://schemas.openxmlformats.org/drawingml/2006/picture">
-                      <pic:pic xmlns:pic="http://schemas.openxmlformats.org/drawingml/2006/picture">
-                        <pic:nvPicPr>
-                          <pic:cNvPr id="67" name="Picture" descr="day2-2_dimensionality_reduction_files/figure-docx/unnamed-chunk-15-1.png"/>
-                          <pic:cNvPicPr>
-                            <a:picLocks noChangeAspect="1" noChangeArrowheads="1"/>
-                          </pic:cNvPicPr>
-                        </pic:nvPicPr>
-                        <pic:blipFill>
-                          <a:blip r:embed="rId23"/>
-                          <a:stretch>
-                            <a:fillRect/>
-                          </a:stretch>
-                        </pic:blipFill>
-                        <pic:spPr bwMode="auto">
-                          <a:xfrm>
-                            <a:off x="0" y="0"/>
-                            <a:ext cx="5334000" cy="4267200"/>
-                          </a:xfrm>
-                          <a:prstGeom prst="rect">
-                            <a:avLst/>
-                          </a:prstGeom>
-                          <a:noFill/>
-                          <a:ln w="9525">
-                            <a:noFill/>
-                            <a:headEnd/>
-                            <a:tailEnd/>
-                          </a:ln>
-                        </pic:spPr>
-                      </pic:pic>
-                    </a:graphicData>
-                  </a:graphic>
-                </wp:inline>
-              </w:drawing>
-            </w:r>
-          </w:p>
-          <w:p>
-            <w:pPr>
-              <w:pStyle w:val="SourceCode"/>
-            </w:pPr>
-            <w:r>
-              <w:rPr>
-                <w:rStyle w:val="NormalTok"/>
-              </w:rPr>
-              <w:t xml:space="preserve">seu </w:t>
-            </w:r>
-            <w:r>
-              <w:rPr>
-                <w:rStyle w:val="OtherTok"/>
-              </w:rPr>
-              <w:t>&lt;-</w:t>
-            </w:r>
-            <w:r>
-              <w:rPr>
-                <w:rStyle w:val="NormalTok"/>
-              </w:rPr>
-              <w:t xml:space="preserve"> Seurat</w:t>
-            </w:r>
-            <w:r>
-              <w:rPr>
-                <w:rStyle w:val="SpecialCharTok"/>
-              </w:rPr>
-              <w:t>::</w:t>
-            </w:r>
-            <w:r>
-              <w:rPr>
-                <w:rStyle w:val="FunctionTok"/>
-              </w:rPr>
-              <w:t>RunUMAP</w:t>
-            </w:r>
-            <w:r>
-              <w:rPr>
-                <w:rStyle w:val="NormalTok"/>
-              </w:rPr>
-              <w:t xml:space="preserve">(seu, </w:t>
-            </w:r>
-            <w:r>
-              <w:rPr>
-                <w:rStyle w:val="AttributeTok"/>
-              </w:rPr>
-              <w:t>dims =</w:t>
-            </w:r>
-            <w:r>
-              <w:rPr>
-                <w:rStyle w:val="NormalTok"/>
-              </w:rPr>
-              <w:t xml:space="preserve"> </w:t>
-            </w:r>
-            <w:r>
-              <w:rPr>
-                <w:rStyle w:val="DecValTok"/>
-              </w:rPr>
-              <w:t>1</w:t>
-            </w:r>
-            <w:r>
-              <w:rPr>
-                <w:rStyle w:val="SpecialCharTok"/>
-              </w:rPr>
-              <w:t>:</w:t>
-            </w:r>
-            <w:r>
-              <w:rPr>
-                <w:rStyle w:val="DecValTok"/>
-              </w:rPr>
-              <w:t>50</w:t>
-            </w:r>
-            <w:r>
-              <w:rPr>
-                <w:rStyle w:val="NormalTok"/>
-              </w:rPr>
-              <w:t xml:space="preserve">) </w:t>
-            </w:r>
-          </w:p>
-          <w:p>
-            <w:pPr>
-              <w:pStyle w:val="SourceCode"/>
-            </w:pPr>
-            <w:r>
-              <w:rPr>
-                <w:rStyle w:val="NormalTok"/>
-              </w:rPr>
-              <w:t>Seurat</w:t>
-            </w:r>
-            <w:r>
-              <w:rPr>
-                <w:rStyle w:val="SpecialCharTok"/>
-              </w:rPr>
-              <w:t>::</w:t>
-            </w:r>
-            <w:r>
-              <w:rPr>
-                <w:rStyle w:val="FunctionTok"/>
-              </w:rPr>
-              <w:t>DimPlot</w:t>
-            </w:r>
-            <w:r>
-              <w:rPr>
-                <w:rStyle w:val="NormalTok"/>
-              </w:rPr>
-              <w:t xml:space="preserve">(seu, </w:t>
-            </w:r>
-            <w:r>
-              <w:rPr>
-                <w:rStyle w:val="AttributeTok"/>
-              </w:rPr>
-              <w:t>reduction =</w:t>
-            </w:r>
-            <w:r>
-              <w:rPr>
-                <w:rStyle w:val="NormalTok"/>
-              </w:rPr>
-              <w:t xml:space="preserve"> </w:t>
-            </w:r>
-            <w:r>
-              <w:rPr>
-                <w:rStyle w:val="StringTok"/>
-              </w:rPr>
-              <w:t>"umap"</w:t>
-            </w:r>
-            <w:r>
-              <w:rPr>
-                <w:rStyle w:val="NormalTok"/>
-              </w:rPr>
-              <w:t>)</w:t>
-            </w:r>
-          </w:p>
-          <w:p>
-            <w:pPr>
-              <w:pStyle w:val="FirstParagraph"/>
-            </w:pPr>
-            <w:r>
-              <w:rPr>
-                <w:noProof/>
-              </w:rPr>
-              <w:drawing>
-                <wp:inline distT="0" distB="0" distL="0" distR="0" wp14:anchorId="2543B344" wp14:editId="3140ED34">
-                  <wp:extent cx="5334000" cy="4267200"/>
-                  <wp:effectExtent l="0" t="0" r="0" b="0"/>
-                  <wp:docPr id="69" name="Picture"/>
-                  <wp:cNvGraphicFramePr/>
-                  <a:graphic xmlns:a="http://schemas.openxmlformats.org/drawingml/2006/main">
-                    <a:graphicData uri="http://schemas.openxmlformats.org/drawingml/2006/picture">
-                      <pic:pic xmlns:pic="http://schemas.openxmlformats.org/drawingml/2006/picture">
-                        <pic:nvPicPr>
-                          <pic:cNvPr id="70" name="Picture" descr="day2-2_dimensionality_reduction_files/figure-docx/unnamed-chunk-17-1.png"/>
-                          <pic:cNvPicPr>
-                            <a:picLocks noChangeAspect="1" noChangeArrowheads="1"/>
-                          </pic:cNvPicPr>
-                        </pic:nvPicPr>
-                        <pic:blipFill>
-                          <a:blip r:embed="rId24"/>
-                          <a:stretch>
-                            <a:fillRect/>
-                          </a:stretch>
-                        </pic:blipFill>
-                        <pic:spPr bwMode="auto">
-                          <a:xfrm>
-                            <a:off x="0" y="0"/>
-                            <a:ext cx="5334000" cy="4267200"/>
-                          </a:xfrm>
-                          <a:prstGeom prst="rect">
-                            <a:avLst/>
-                          </a:prstGeom>
-                          <a:noFill/>
-                          <a:ln w="9525">
-                            <a:noFill/>
-                            <a:headEnd/>
-                            <a:tailEnd/>
-                          </a:ln>
-                        </pic:spPr>
-                      </pic:pic>
-                    </a:graphicData>
-                  </a:graphic>
-                </wp:inline>
-              </w:drawing>
-            </w:r>
-          </w:p>
-          <w:p>
-            <w:pPr>
-              <w:pStyle w:val="BodyText"/>
               <w:spacing w:after="16"/>
             </w:pPr>
             <w:r>
@@ -3068,6 +3065,9 @@
     <w:p>
       <w:pPr>
         <w:pStyle w:val="SourceCode"/>
+        <w:rPr>
+          <w:rStyle w:val="NormalTok"/>
+        </w:rPr>
       </w:pPr>
       <w:r>
         <w:rPr>
@@ -3142,6 +3142,14 @@
         <w:t>)</w:t>
       </w:r>
       <w:bookmarkEnd w:id="1"/>
+    </w:p>
+    <w:p>
+      <w:pPr>
+        <w:pStyle w:val="SourceCode"/>
+      </w:pPr>
+      <w:r>
+        <w:t>Code ends here</w:t>
+      </w:r>
     </w:p>
     <w:sectPr>
       <w:pgSz w:w="12240" w:h="15840"/>
@@ -4878,4 +4886,16 @@
     </a:ext>
   </a:extLst>
 </a:theme>
+</file>
+
+<file path=customXml/item1.xml><?xml version="1.0" encoding="utf-8"?>
+<b:Sources xmlns:b="http://schemas.openxmlformats.org/officeDocument/2006/bibliography" xmlns="http://schemas.openxmlformats.org/officeDocument/2006/bibliography" SelectedStyle="/APASixthEditionOfficeOnline.xsl" StyleName="APA" Version="6"/>
+</file>
+
+<file path=customXml/itemProps1.xml><?xml version="1.0" encoding="utf-8"?>
+<ds:datastoreItem xmlns:ds="http://schemas.openxmlformats.org/officeDocument/2006/customXml" ds:itemID="{1DE3303D-636E-E943-81E1-4A7C64431722}">
+  <ds:schemaRefs>
+    <ds:schemaRef ds:uri="http://schemas.openxmlformats.org/officeDocument/2006/bibliography"/>
+  </ds:schemaRefs>
+</ds:datastoreItem>
 </file>